--- a/outputs/may-2026-real-events/details/03-hangang-drone-light-show-2026/bundle/documents/safety-plan.docx
+++ b/outputs/may-2026-real-events/details/03-hangang-drone-light-show-2026/bundle/documents/safety-plan.docx
@@ -628,366 +628,6 @@
         </w:numPr>
       </w:pPr>
       <w:r>
-        <w:t xml:space="preserve">도로법 시행령 별표 2 도로점용허가의 기준: 도로점용허가의 장소, 기간, 구조, 공사방법, 시기, 복구, 매설물 위치표시 기준. 행사성 도로점용은 보행자·차량 안전과 교통소통대책으로 연결한다.</w:t>
-      </w:r>
-    </w:p>
-    <w:p>
-      <w:pPr>
-        <w:pStyle w:val="ListParagraph"/>
-        <w:numPr>
-          <w:ilvl w:val="0"/>
-          <w:numId w:val="1"/>
-        </w:numPr>
-      </w:pPr>
-      <w:r>
-        <w:t xml:space="preserve">점용물은 도로 구조 또는 교통에 지장을 주지 않는 위치에 설치</w:t>
-      </w:r>
-    </w:p>
-    <w:p>
-      <w:pPr>
-        <w:pStyle w:val="ListParagraph"/>
-        <w:numPr>
-          <w:ilvl w:val="0"/>
-          <w:numId w:val="1"/>
-        </w:numPr>
-      </w:pPr>
-      <w:r>
-        <w:t xml:space="preserve">교차·접속·굴곡 부분 점용물 설치 제한 여부 확인</w:t>
-      </w:r>
-    </w:p>
-    <w:p>
-      <w:pPr>
-        <w:pStyle w:val="ListParagraph"/>
-        <w:numPr>
-          <w:ilvl w:val="0"/>
-          <w:numId w:val="1"/>
-        </w:numPr>
-      </w:pPr>
-      <w:r>
-        <w:t xml:space="preserve">점용물 구조는 무너짐·낙하·벗겨짐·화재·하중 등으로 도로 구조안전 또는 교통에 지장을 주지 않아야 함</w:t>
-      </w:r>
-    </w:p>
-    <w:p>
-      <w:pPr>
-        <w:pStyle w:val="ListParagraph"/>
-        <w:numPr>
-          <w:ilvl w:val="0"/>
-          <w:numId w:val="1"/>
-        </w:numPr>
-      </w:pPr>
-      <w:r>
-        <w:t xml:space="preserve">도로 한쪽 통행 유지와 교통 지장 최소화, 1개 차로 이상 차단 시 교통소통대책 수립</w:t>
-      </w:r>
-    </w:p>
-    <w:p>
-      <w:pPr>
-        <w:pStyle w:val="ListParagraph"/>
-        <w:numPr>
-          <w:ilvl w:val="0"/>
-          <w:numId w:val="1"/>
-        </w:numPr>
-      </w:pPr>
-      <w:r>
-        <w:t xml:space="preserve">도로법 시행규칙 별지 제11호서식 도로공사 시행 허가 신청서: 도로구역에서 공사 또는 임시시설 설치가 필요한 경우 도로공사 시행 허가 신청 항목을 확인하는 서식.</w:t>
-      </w:r>
-    </w:p>
-    <w:p>
-      <w:pPr>
-        <w:pStyle w:val="ListParagraph"/>
-        <w:numPr>
-          <w:ilvl w:val="0"/>
-          <w:numId w:val="1"/>
-        </w:numPr>
-      </w:pPr>
-      <w:r>
-        <w:t xml:space="preserve">행사 설치물이 단순 점용인지 도로공사 시행 허가 대상인지 도로관리청에 확인</w:t>
-      </w:r>
-    </w:p>
-    <w:p>
-      <w:pPr>
-        <w:pStyle w:val="ListParagraph"/>
-        <w:numPr>
-          <w:ilvl w:val="0"/>
-          <w:numId w:val="1"/>
-        </w:numPr>
-      </w:pPr>
-      <w:r>
-        <w:t xml:space="preserve">공사 위치, 기간, 면적, 구조, 시공방법, 교통처리, 안전시설 계획을 신청 전 정리</w:t>
-      </w:r>
-    </w:p>
-    <w:p>
-      <w:pPr>
-        <w:pStyle w:val="ListParagraph"/>
-        <w:numPr>
-          <w:ilvl w:val="0"/>
-          <w:numId w:val="1"/>
-        </w:numPr>
-      </w:pPr>
-      <w:r>
-        <w:t xml:space="preserve">보행자 우회로, 차로 축소, 야간 설치·철거, 복구계획을 도면과 함께 준비</w:t>
-      </w:r>
-    </w:p>
-    <w:p>
-      <w:pPr>
-        <w:pStyle w:val="ListParagraph"/>
-        <w:numPr>
-          <w:ilvl w:val="0"/>
-          <w:numId w:val="1"/>
-        </w:numPr>
-      </w:pPr>
-      <w:r>
-        <w:t xml:space="preserve">허가 조건을 스태프 브리핑과 일일 안전점검표에 반영</w:t>
-      </w:r>
-    </w:p>
-    <w:p>
-      <w:pPr>
-        <w:pStyle w:val="ListParagraph"/>
-        <w:numPr>
-          <w:ilvl w:val="0"/>
-          <w:numId w:val="1"/>
-        </w:numPr>
-      </w:pPr>
-      <w:r>
-        <w:t xml:space="preserve">도로법 시행규칙 별지 제12호서식 도로공사 착수 신고서: 허가받은 도로공사 또는 행사 임시시설 설치 공사의 실제 착수 신고 서식. 설치·철거 시작 시점 통제와 연결한다.</w:t>
-      </w:r>
-    </w:p>
-    <w:p>
-      <w:pPr>
-        <w:pStyle w:val="ListParagraph"/>
-        <w:numPr>
-          <w:ilvl w:val="0"/>
-          <w:numId w:val="1"/>
-        </w:numPr>
-      </w:pPr>
-      <w:r>
-        <w:t xml:space="preserve">착수일, 공사 구간, 시공자, 현장책임자, 비상연락처를 운영본부와 공유</w:t>
-      </w:r>
-    </w:p>
-    <w:p>
-      <w:pPr>
-        <w:pStyle w:val="ListParagraph"/>
-        <w:numPr>
-          <w:ilvl w:val="0"/>
-          <w:numId w:val="1"/>
-        </w:numPr>
-      </w:pPr>
-      <w:r>
-        <w:t xml:space="preserve">착수 전 교통안전시설, 보행자 우회 안내, 야간 경광등, 현장 울타리 설치 확인</w:t>
-      </w:r>
-    </w:p>
-    <w:p>
-      <w:pPr>
-        <w:pStyle w:val="ListParagraph"/>
-        <w:numPr>
-          <w:ilvl w:val="0"/>
-          <w:numId w:val="1"/>
-        </w:numPr>
-      </w:pPr>
-      <w:r>
-        <w:t xml:space="preserve">관람객 운영 시간과 공사·철거 시간이 겹치면 통제구역과 스태프 배치 확정</w:t>
-      </w:r>
-    </w:p>
-    <w:p>
-      <w:pPr>
-        <w:pStyle w:val="ListParagraph"/>
-        <w:numPr>
-          <w:ilvl w:val="0"/>
-          <w:numId w:val="1"/>
-        </w:numPr>
-      </w:pPr>
-      <w:r>
-        <w:t xml:space="preserve">착수 신고와 베뉴/지자체/경찰 협의 내역을 같은 증빙철에 보관</w:t>
-      </w:r>
-    </w:p>
-    <w:p>
-      <w:pPr>
-        <w:pStyle w:val="ListParagraph"/>
-        <w:numPr>
-          <w:ilvl w:val="0"/>
-          <w:numId w:val="1"/>
-        </w:numPr>
-      </w:pPr>
-      <w:r>
-        <w:t xml:space="preserve">도로법 시행규칙 별지 제13호서식 도로공사 준공검사 신청서: 도로공사 완료 후 준공검사 신청 서식. 행사 종료 후 원상복구와 사후 점검 항목으로 연결한다.</w:t>
-      </w:r>
-    </w:p>
-    <w:p>
-      <w:pPr>
-        <w:pStyle w:val="ListParagraph"/>
-        <w:numPr>
-          <w:ilvl w:val="0"/>
-          <w:numId w:val="1"/>
-        </w:numPr>
-      </w:pPr>
-      <w:r>
-        <w:t xml:space="preserve">철거 후 포장, 보도블록, 경계석, 배수, 표지, 차선 등 원상복구 상태 확인</w:t>
-      </w:r>
-    </w:p>
-    <w:p>
-      <w:pPr>
-        <w:pStyle w:val="ListParagraph"/>
-        <w:numPr>
-          <w:ilvl w:val="0"/>
-          <w:numId w:val="1"/>
-        </w:numPr>
-      </w:pPr>
-      <w:r>
-        <w:t xml:space="preserve">준공검사 전후 사진, 현장 책임자 확인, 도로관리청 보완 지시 이행 기록 보관</w:t>
-      </w:r>
-    </w:p>
-    <w:p>
-      <w:pPr>
-        <w:pStyle w:val="ListParagraph"/>
-        <w:numPr>
-          <w:ilvl w:val="0"/>
-          <w:numId w:val="1"/>
-        </w:numPr>
-      </w:pPr>
-      <w:r>
-        <w:t xml:space="preserve">행사 종료 뒤 임시시설 잔재와 보행 장애물이 없는지 야간까지 재점검</w:t>
-      </w:r>
-    </w:p>
-    <w:p>
-      <w:pPr>
-        <w:pStyle w:val="ListParagraph"/>
-        <w:numPr>
-          <w:ilvl w:val="0"/>
-          <w:numId w:val="1"/>
-        </w:numPr>
-      </w:pPr>
-      <w:r>
-        <w:t xml:space="preserve">복구 지연 시 교통안전시설과 보행자 안내를 유지</w:t>
-      </w:r>
-    </w:p>
-    <w:p>
-      <w:pPr>
-        <w:pStyle w:val="ListParagraph"/>
-        <w:numPr>
-          <w:ilvl w:val="0"/>
-          <w:numId w:val="1"/>
-        </w:numPr>
-      </w:pPr>
-      <w:r>
-        <w:t xml:space="preserve">도로법 시행규칙 별지 제33호서식 도로 점용공사 대행 통지서: 도로 점용공사를 대행하는 경우 통지하는 서식. 행사 대행사·시공사·지자체 간 책임 경계 확인에 활용한다.</w:t>
-      </w:r>
-    </w:p>
-    <w:p>
-      <w:pPr>
-        <w:pStyle w:val="ListParagraph"/>
-        <w:numPr>
-          <w:ilvl w:val="0"/>
-          <w:numId w:val="1"/>
-        </w:numPr>
-      </w:pPr>
-      <w:r>
-        <w:t xml:space="preserve">도로 점용공사 대행 주체와 현장책임자, 보험, 하도급 관계를 확인</w:t>
-      </w:r>
-    </w:p>
-    <w:p>
-      <w:pPr>
-        <w:pStyle w:val="ListParagraph"/>
-        <w:numPr>
-          <w:ilvl w:val="0"/>
-          <w:numId w:val="1"/>
-        </w:numPr>
-      </w:pPr>
-      <w:r>
-        <w:t xml:space="preserve">대행 통지 범위가 실제 설치·철거·복구 작업 범위와 일치하는지 확인</w:t>
-      </w:r>
-    </w:p>
-    <w:p>
-      <w:pPr>
-        <w:pStyle w:val="ListParagraph"/>
-        <w:numPr>
-          <w:ilvl w:val="0"/>
-          <w:numId w:val="1"/>
-        </w:numPr>
-      </w:pPr>
-      <w:r>
-        <w:t xml:space="preserve">교통안전시설 설치·유지·철거 책임과 사고 발생 시 보고 책임을 계약서에 명시</w:t>
-      </w:r>
-    </w:p>
-    <w:p>
-      <w:pPr>
-        <w:pStyle w:val="ListParagraph"/>
-        <w:numPr>
-          <w:ilvl w:val="0"/>
-          <w:numId w:val="1"/>
-        </w:numPr>
-      </w:pPr>
-      <w:r>
-        <w:t xml:space="preserve">대행 통지서와 허가 조건을 운영본부 문서철에 연결</w:t>
-      </w:r>
-    </w:p>
-    <w:p>
-      <w:pPr>
-        <w:pStyle w:val="ListParagraph"/>
-        <w:numPr>
-          <w:ilvl w:val="0"/>
-          <w:numId w:val="1"/>
-        </w:numPr>
-      </w:pPr>
-      <w:r>
-        <w:t xml:space="preserve">도로법 시행규칙 별지 제36호서식 (통행의 금지ㆍ제한, 차량의 운행 제한)공고: 행사에 따른 통행 금지·제한 또는 차량 운행 제한 공고 서식. 차 없는 거리, 퍼레이드, 도로변 축제의 사전 안내 기준으로 연결한다.</w:t>
-      </w:r>
-    </w:p>
-    <w:p>
-      <w:pPr>
-        <w:pStyle w:val="ListParagraph"/>
-        <w:numPr>
-          <w:ilvl w:val="0"/>
-          <w:numId w:val="1"/>
-        </w:numPr>
-      </w:pPr>
-      <w:r>
-        <w:t xml:space="preserve">통행 제한 구간, 기간, 제한 대상, 우회도로, 사유, 문의처를 공고·현장안내·온라인 안내에 일치시킴</w:t>
-      </w:r>
-    </w:p>
-    <w:p>
-      <w:pPr>
-        <w:pStyle w:val="ListParagraph"/>
-        <w:numPr>
-          <w:ilvl w:val="0"/>
-          <w:numId w:val="1"/>
-        </w:numPr>
-      </w:pPr>
-      <w:r>
-        <w:t xml:space="preserve">경찰, 도로관리청, 지자체, 버스·택시·주차 운영자와 우회 동선과 통제 시간을 합의</w:t>
-      </w:r>
-    </w:p>
-    <w:p>
-      <w:pPr>
-        <w:pStyle w:val="ListParagraph"/>
-        <w:numPr>
-          <w:ilvl w:val="0"/>
-          <w:numId w:val="1"/>
-        </w:numPr>
-      </w:pPr>
-      <w:r>
-        <w:t xml:space="preserve">공고 내용과 현장 표지·입간판·배너 문구가 다른지 개장 전 점검</w:t>
-      </w:r>
-    </w:p>
-    <w:p>
-      <w:pPr>
-        <w:pStyle w:val="ListParagraph"/>
-        <w:numPr>
-          <w:ilvl w:val="0"/>
-          <w:numId w:val="1"/>
-        </w:numPr>
-      </w:pPr>
-      <w:r>
-        <w:t xml:space="preserve">비상차량 접근 동선과 대피동선은 통행 제한 계획에서 예외로 관리</w:t>
-      </w:r>
-    </w:p>
-    <w:p>
-      <w:pPr>
-        <w:pStyle w:val="ListParagraph"/>
-        <w:numPr>
-          <w:ilvl w:val="0"/>
-          <w:numId w:val="1"/>
-        </w:numPr>
-      </w:pPr>
-      <w:r>
         <w:t xml:space="preserve">화재예방법 시행령 별표 4 소방안전관리자를 선임해야 하는 소방안전관리대상물의 범위와 자격·인원기준: 특급·1급·2급·3급 소방안전관리대상물 범위와 소방안전관리자 자격·선임인원 기준. 대형 전시장·컨벤션센터는 시설 측 선임 등급과 행사 운영조직의 역할분담 확인이 필요하다.</w:t>
       </w:r>
     </w:p>
@@ -1977,126 +1617,6 @@
         </w:numPr>
       </w:pPr>
       <w:r>
-        <w:t xml:space="preserve">서울특별시 송파구 — 서울특별시 송파구 도로점용공사장 교통소통대책에 관한 조례 (도로점용·교통소통 조례, 시행 20250710)</w:t>
-      </w:r>
-    </w:p>
-    <w:p>
-      <w:pPr>
-        <w:pStyle w:val="ListParagraph"/>
-        <w:numPr>
-          <w:ilvl w:val="0"/>
-          <w:numId w:val="1"/>
-        </w:numPr>
-      </w:pPr>
-      <w:r>
-        <w:t xml:space="preserve">조례 우선순위: secondary / 460점 — 관할 지자체 정확 매칭: 서울특별시 송파구; 도로점용 플래그 없음: 후보로만 유지</w:t>
-      </w:r>
-    </w:p>
-    <w:p>
-      <w:pPr>
-        <w:pStyle w:val="ListParagraph"/>
-        <w:numPr>
-          <w:ilvl w:val="0"/>
-          <w:numId w:val="1"/>
-        </w:numPr>
-      </w:pPr>
-      <w:r>
-        <w:t xml:space="preserve">적용: 도로·보도·광장 등에 임시시설, 안내물, 부스, 무대, 대기열, 셔틀 승하차장, 행진·퍼레이드, 차량통제 구역을 설치하거나 도로를 점용하는 경우</w:t>
-      </w:r>
-    </w:p>
-    <w:p>
-      <w:pPr>
-        <w:pStyle w:val="ListParagraph"/>
-        <w:numPr>
-          <w:ilvl w:val="0"/>
-          <w:numId w:val="1"/>
-        </w:numPr>
-      </w:pPr>
-      <w:r>
-        <w:t xml:space="preserve">인원/조건: 인원 기준보다 도로관리청 허가 대상 시설·점용 면적·점용 기간·교통 영향 기준 확인</w:t>
-      </w:r>
-    </w:p>
-    <w:p>
-      <w:pPr>
-        <w:pStyle w:val="ListParagraph"/>
-        <w:numPr>
-          <w:ilvl w:val="0"/>
-          <w:numId w:val="1"/>
-        </w:numPr>
-      </w:pPr>
-      <w:r>
-        <w:t xml:space="preserve">제출기한: 도로점용허가 신청 및 교통소통대책 제출 기한은 관할 도로관리청 기준 확인</w:t>
-      </w:r>
-    </w:p>
-    <w:p>
-      <w:pPr>
-        <w:pStyle w:val="ListParagraph"/>
-        <w:numPr>
-          <w:ilvl w:val="0"/>
-          <w:numId w:val="1"/>
-        </w:numPr>
-      </w:pPr>
-      <w:r>
-        <w:t xml:space="preserve">서울특별시 송파구 — 서울특별시 송파구 도로점용료 징수 조례 시행규칙 (도로점용·교통소통 조례, 시행 20150430)</w:t>
-      </w:r>
-    </w:p>
-    <w:p>
-      <w:pPr>
-        <w:pStyle w:val="ListParagraph"/>
-        <w:numPr>
-          <w:ilvl w:val="0"/>
-          <w:numId w:val="1"/>
-        </w:numPr>
-      </w:pPr>
-      <w:r>
-        <w:t xml:space="preserve">조례 우선순위: secondary / 460점 — 관할 지자체 정확 매칭: 서울특별시 송파구; 도로점용 플래그 없음: 후보로만 유지</w:t>
-      </w:r>
-    </w:p>
-    <w:p>
-      <w:pPr>
-        <w:pStyle w:val="ListParagraph"/>
-        <w:numPr>
-          <w:ilvl w:val="0"/>
-          <w:numId w:val="1"/>
-        </w:numPr>
-      </w:pPr>
-      <w:r>
-        <w:t xml:space="preserve">적용: 도로·보도·광장 등에 임시시설, 안내물, 부스, 무대, 대기열, 셔틀 승하차장, 행진·퍼레이드, 차량통제 구역을 설치하거나 도로를 점용하는 경우</w:t>
-      </w:r>
-    </w:p>
-    <w:p>
-      <w:pPr>
-        <w:pStyle w:val="ListParagraph"/>
-        <w:numPr>
-          <w:ilvl w:val="0"/>
-          <w:numId w:val="1"/>
-        </w:numPr>
-      </w:pPr>
-      <w:r>
-        <w:t xml:space="preserve">인원/조건: 인원 기준보다 도로관리청 허가 대상 시설·점용 면적·점용 기간·교통 영향 기준 확인</w:t>
-      </w:r>
-    </w:p>
-    <w:p>
-      <w:pPr>
-        <w:pStyle w:val="ListParagraph"/>
-        <w:numPr>
-          <w:ilvl w:val="0"/>
-          <w:numId w:val="1"/>
-        </w:numPr>
-      </w:pPr>
-      <w:r>
-        <w:t xml:space="preserve">제출기한: 도로점용허가 신청 및 교통소통대책 제출 기한은 관할 도로관리청 기준 확인</w:t>
-      </w:r>
-    </w:p>
-    <w:p>
-      <w:pPr>
-        <w:pStyle w:val="ListParagraph"/>
-        <w:numPr>
-          <w:ilvl w:val="0"/>
-          <w:numId w:val="1"/>
-        </w:numPr>
-      </w:pPr>
-      <w:r>
         <w:t xml:space="preserve">서울특별시 — 서울특별시 옥외광고물 등의 관리와 옥외광고산업 진흥에 관한 조례 (옥외광고물 관리 조례, 시행 20260518)</w:t>
       </w:r>
     </w:p>
@@ -2160,150 +1680,6 @@
         <w:t xml:space="preserve">핵심 발췌: 목적: 제1조(목적) 이 조례는 「옥외광고물 등의 관리와 옥외광고산업 진흥에 관한 법률」 및 같은 법 시행령에서 위임된 사항과 그 시행에 관하여 필요한 사항을 규정함을 목적으로 한다.[전문개정 2025.5.19]</w:t>
       </w:r>
     </w:p>
-    <w:p>
-      <w:pPr>
-        <w:pStyle w:val="ListParagraph"/>
-        <w:numPr>
-          <w:ilvl w:val="0"/>
-          <w:numId w:val="1"/>
-        </w:numPr>
-      </w:pPr>
-      <w:r>
-        <w:t xml:space="preserve">서울특별시 — 서울특별시 도로점용공사장 교통소통대책에 관한 조례 (도로점용·교통소통 조례, 시행 20250929)</w:t>
-      </w:r>
-    </w:p>
-    <w:p>
-      <w:pPr>
-        <w:pStyle w:val="ListParagraph"/>
-        <w:numPr>
-          <w:ilvl w:val="0"/>
-          <w:numId w:val="1"/>
-        </w:numPr>
-      </w:pPr>
-      <w:r>
-        <w:t xml:space="preserve">조례 우선순위: secondary / 320점 — 광역 지자체 매칭: 서울특별시 송파구; 도로점용 플래그 없음: 후보로만 유지; 조문 발췌 보유</w:t>
-      </w:r>
-    </w:p>
-    <w:p>
-      <w:pPr>
-        <w:pStyle w:val="ListParagraph"/>
-        <w:numPr>
-          <w:ilvl w:val="0"/>
-          <w:numId w:val="1"/>
-        </w:numPr>
-      </w:pPr>
-      <w:r>
-        <w:t xml:space="preserve">적용: 도로·보도·광장 등에 임시시설, 안내물, 부스, 무대, 대기열, 셔틀 승하차장, 행진·퍼레이드, 차량통제 구역을 설치하거나 도로를 점용하는 경우</w:t>
-      </w:r>
-    </w:p>
-    <w:p>
-      <w:pPr>
-        <w:pStyle w:val="ListParagraph"/>
-        <w:numPr>
-          <w:ilvl w:val="0"/>
-          <w:numId w:val="1"/>
-        </w:numPr>
-      </w:pPr>
-      <w:r>
-        <w:t xml:space="preserve">인원/조건: 라 한다)를 둔다.② 자문회의는 위원장 1명을 포함하여 15명 이상 30명 이내로 구성하되, 위원은 다음 각 호의 어느 / 둔다.② 자문회의는 위원장 1명을 포함하여 15명 이상 30명 이내로 구성하되, 위원은 다음 각 호의 어느 하나에 해</w:t>
-      </w:r>
-    </w:p>
-    <w:p>
-      <w:pPr>
-        <w:pStyle w:val="ListParagraph"/>
-        <w:numPr>
-          <w:ilvl w:val="0"/>
-          <w:numId w:val="1"/>
-        </w:numPr>
-      </w:pPr>
-      <w:r>
-        <w:t xml:space="preserve">제출기한: 도로점용허가 신청 및 교통소통대책 제출 기한은 관할 도로관리청 기준 확인</w:t>
-      </w:r>
-    </w:p>
-    <w:p>
-      <w:pPr>
-        <w:pStyle w:val="ListParagraph"/>
-        <w:numPr>
-          <w:ilvl w:val="0"/>
-          <w:numId w:val="1"/>
-        </w:numPr>
-      </w:pPr>
-      <w:r>
-        <w:t xml:space="preserve">핵심 발췌: 목적: 제1조(목적) 이 조례는 「도로법 시행령」별표2 제4호나목에 따라 도로를 점용하여 공사하는 경우에 발생하는 교통혼잡을 최소화하고, 보행자 및 자동차의 안전과 원활한 통행을 도모하기 위한 교통소통대책에 관한 사항을 규정함을 목적으로 한다.</w:t>
-      </w:r>
-    </w:p>
-    <w:p>
-      <w:pPr>
-        <w:pStyle w:val="ListParagraph"/>
-        <w:numPr>
-          <w:ilvl w:val="0"/>
-          <w:numId w:val="1"/>
-        </w:numPr>
-      </w:pPr>
-      <w:r>
-        <w:t xml:space="preserve">서울특별시 — 서울특별시 도로점용공사장 교통소통대책에 관한 조례 시행규칙 (도로점용·교통소통 조례, 시행 20250120)</w:t>
-      </w:r>
-    </w:p>
-    <w:p>
-      <w:pPr>
-        <w:pStyle w:val="ListParagraph"/>
-        <w:numPr>
-          <w:ilvl w:val="0"/>
-          <w:numId w:val="1"/>
-        </w:numPr>
-      </w:pPr>
-      <w:r>
-        <w:t xml:space="preserve">조례 우선순위: secondary / 320점 — 광역 지자체 매칭: 서울특별시 송파구; 도로점용 플래그 없음: 후보로만 유지; 조문 발췌 보유</w:t>
-      </w:r>
-    </w:p>
-    <w:p>
-      <w:pPr>
-        <w:pStyle w:val="ListParagraph"/>
-        <w:numPr>
-          <w:ilvl w:val="0"/>
-          <w:numId w:val="1"/>
-        </w:numPr>
-      </w:pPr>
-      <w:r>
-        <w:t xml:space="preserve">적용: 도로·보도·광장 등에 임시시설, 안내물, 부스, 무대, 대기열, 셔틀 승하차장, 행진·퍼레이드, 차량통제 구역을 설치하거나 도로를 점용하는 경우</w:t>
-      </w:r>
-    </w:p>
-    <w:p>
-      <w:pPr>
-        <w:pStyle w:val="ListParagraph"/>
-        <w:numPr>
-          <w:ilvl w:val="0"/>
-          <w:numId w:val="1"/>
-        </w:numPr>
-      </w:pPr>
-      <w:r>
-        <w:t xml:space="preserve">인원/조건: 인원 기준보다 도로관리청 허가 대상 시설·점용 면적·점용 기간·교통 영향 기준 확인</w:t>
-      </w:r>
-    </w:p>
-    <w:p>
-      <w:pPr>
-        <w:pStyle w:val="ListParagraph"/>
-        <w:numPr>
-          <w:ilvl w:val="0"/>
-          <w:numId w:val="1"/>
-        </w:numPr>
-      </w:pPr>
-      <w:r>
-        <w:t xml:space="preserve">제출기한: 10일 전</w:t>
-      </w:r>
-    </w:p>
-    <w:p>
-      <w:pPr>
-        <w:pStyle w:val="ListParagraph"/>
-        <w:numPr>
-          <w:ilvl w:val="0"/>
-          <w:numId w:val="1"/>
-        </w:numPr>
-      </w:pPr>
-      <w:r>
-        <w:t xml:space="preserve">핵심 발췌: 목적: 제1조 (목적) 이 규칙은 「서울특별시 도로점용공사장 교통소통대책에 관한 조례」의 시행에 필요한 사항을 규정함을 목적으로 한다. [전문개정 2009.8.6]</w:t>
-      </w:r>
-    </w:p>
     <w:p/>
     <w:p>
       <w:pPr>
@@ -3645,126 +3021,6 @@
         </w:numPr>
       </w:pPr>
       <w:r>
-        <w:t xml:space="preserve">서울특별시 송파구 — 서울특별시 송파구 도로점용공사장 교통소통대책에 관한 조례 (도로점용·교통소통 조례, 시행 20250710)</w:t>
-      </w:r>
-    </w:p>
-    <w:p>
-      <w:pPr>
-        <w:pStyle w:val="ListParagraph"/>
-        <w:numPr>
-          <w:ilvl w:val="0"/>
-          <w:numId w:val="1"/>
-        </w:numPr>
-      </w:pPr>
-      <w:r>
-        <w:t xml:space="preserve">조례 우선순위: secondary / 460점 — 관할 지자체 정확 매칭: 서울특별시 송파구; 도로점용 플래그 없음: 후보로만 유지</w:t>
-      </w:r>
-    </w:p>
-    <w:p>
-      <w:pPr>
-        <w:pStyle w:val="ListParagraph"/>
-        <w:numPr>
-          <w:ilvl w:val="0"/>
-          <w:numId w:val="1"/>
-        </w:numPr>
-      </w:pPr>
-      <w:r>
-        <w:t xml:space="preserve">적용: 도로·보도·광장 등에 임시시설, 안내물, 부스, 무대, 대기열, 셔틀 승하차장, 행진·퍼레이드, 차량통제 구역을 설치하거나 도로를 점용하는 경우</w:t>
-      </w:r>
-    </w:p>
-    <w:p>
-      <w:pPr>
-        <w:pStyle w:val="ListParagraph"/>
-        <w:numPr>
-          <w:ilvl w:val="0"/>
-          <w:numId w:val="1"/>
-        </w:numPr>
-      </w:pPr>
-      <w:r>
-        <w:t xml:space="preserve">인원/조건: 인원 기준보다 도로관리청 허가 대상 시설·점용 면적·점용 기간·교통 영향 기준 확인</w:t>
-      </w:r>
-    </w:p>
-    <w:p>
-      <w:pPr>
-        <w:pStyle w:val="ListParagraph"/>
-        <w:numPr>
-          <w:ilvl w:val="0"/>
-          <w:numId w:val="1"/>
-        </w:numPr>
-      </w:pPr>
-      <w:r>
-        <w:t xml:space="preserve">제출기한: 도로점용허가 신청 및 교통소통대책 제출 기한은 관할 도로관리청 기준 확인</w:t>
-      </w:r>
-    </w:p>
-    <w:p>
-      <w:pPr>
-        <w:pStyle w:val="ListParagraph"/>
-        <w:numPr>
-          <w:ilvl w:val="0"/>
-          <w:numId w:val="1"/>
-        </w:numPr>
-      </w:pPr>
-      <w:r>
-        <w:t xml:space="preserve">서울특별시 송파구 — 서울특별시 송파구 도로점용료 징수 조례 시행규칙 (도로점용·교통소통 조례, 시행 20150430)</w:t>
-      </w:r>
-    </w:p>
-    <w:p>
-      <w:pPr>
-        <w:pStyle w:val="ListParagraph"/>
-        <w:numPr>
-          <w:ilvl w:val="0"/>
-          <w:numId w:val="1"/>
-        </w:numPr>
-      </w:pPr>
-      <w:r>
-        <w:t xml:space="preserve">조례 우선순위: secondary / 460점 — 관할 지자체 정확 매칭: 서울특별시 송파구; 도로점용 플래그 없음: 후보로만 유지</w:t>
-      </w:r>
-    </w:p>
-    <w:p>
-      <w:pPr>
-        <w:pStyle w:val="ListParagraph"/>
-        <w:numPr>
-          <w:ilvl w:val="0"/>
-          <w:numId w:val="1"/>
-        </w:numPr>
-      </w:pPr>
-      <w:r>
-        <w:t xml:space="preserve">적용: 도로·보도·광장 등에 임시시설, 안내물, 부스, 무대, 대기열, 셔틀 승하차장, 행진·퍼레이드, 차량통제 구역을 설치하거나 도로를 점용하는 경우</w:t>
-      </w:r>
-    </w:p>
-    <w:p>
-      <w:pPr>
-        <w:pStyle w:val="ListParagraph"/>
-        <w:numPr>
-          <w:ilvl w:val="0"/>
-          <w:numId w:val="1"/>
-        </w:numPr>
-      </w:pPr>
-      <w:r>
-        <w:t xml:space="preserve">인원/조건: 인원 기준보다 도로관리청 허가 대상 시설·점용 면적·점용 기간·교통 영향 기준 확인</w:t>
-      </w:r>
-    </w:p>
-    <w:p>
-      <w:pPr>
-        <w:pStyle w:val="ListParagraph"/>
-        <w:numPr>
-          <w:ilvl w:val="0"/>
-          <w:numId w:val="1"/>
-        </w:numPr>
-      </w:pPr>
-      <w:r>
-        <w:t xml:space="preserve">제출기한: 도로점용허가 신청 및 교통소통대책 제출 기한은 관할 도로관리청 기준 확인</w:t>
-      </w:r>
-    </w:p>
-    <w:p>
-      <w:pPr>
-        <w:pStyle w:val="ListParagraph"/>
-        <w:numPr>
-          <w:ilvl w:val="0"/>
-          <w:numId w:val="1"/>
-        </w:numPr>
-      </w:pPr>
-      <w:r>
         <w:t xml:space="preserve">서울특별시 — 서울특별시 옥외광고물 등의 관리와 옥외광고산업 진흥에 관한 조례 (옥외광고물 관리 조례, 시행 20260518)</w:t>
       </w:r>
     </w:p>
@@ -3828,150 +3084,6 @@
         <w:t xml:space="preserve">핵심 발췌: 목적: 제1조(목적) 이 조례는 「옥외광고물 등의 관리와 옥외광고산업 진흥에 관한 법률」 및 같은 법 시행령에서 위임된 사항과 그 시행에 관하여 필요한 사항을 규정함을 목적으로 한다.[전문개정 2025.5.19]</w:t>
       </w:r>
     </w:p>
-    <w:p>
-      <w:pPr>
-        <w:pStyle w:val="ListParagraph"/>
-        <w:numPr>
-          <w:ilvl w:val="0"/>
-          <w:numId w:val="1"/>
-        </w:numPr>
-      </w:pPr>
-      <w:r>
-        <w:t xml:space="preserve">서울특별시 — 서울특별시 도로점용공사장 교통소통대책에 관한 조례 (도로점용·교통소통 조례, 시행 20250929)</w:t>
-      </w:r>
-    </w:p>
-    <w:p>
-      <w:pPr>
-        <w:pStyle w:val="ListParagraph"/>
-        <w:numPr>
-          <w:ilvl w:val="0"/>
-          <w:numId w:val="1"/>
-        </w:numPr>
-      </w:pPr>
-      <w:r>
-        <w:t xml:space="preserve">조례 우선순위: secondary / 320점 — 광역 지자체 매칭: 서울특별시 송파구; 도로점용 플래그 없음: 후보로만 유지; 조문 발췌 보유</w:t>
-      </w:r>
-    </w:p>
-    <w:p>
-      <w:pPr>
-        <w:pStyle w:val="ListParagraph"/>
-        <w:numPr>
-          <w:ilvl w:val="0"/>
-          <w:numId w:val="1"/>
-        </w:numPr>
-      </w:pPr>
-      <w:r>
-        <w:t xml:space="preserve">적용: 도로·보도·광장 등에 임시시설, 안내물, 부스, 무대, 대기열, 셔틀 승하차장, 행진·퍼레이드, 차량통제 구역을 설치하거나 도로를 점용하는 경우</w:t>
-      </w:r>
-    </w:p>
-    <w:p>
-      <w:pPr>
-        <w:pStyle w:val="ListParagraph"/>
-        <w:numPr>
-          <w:ilvl w:val="0"/>
-          <w:numId w:val="1"/>
-        </w:numPr>
-      </w:pPr>
-      <w:r>
-        <w:t xml:space="preserve">인원/조건: 라 한다)를 둔다.② 자문회의는 위원장 1명을 포함하여 15명 이상 30명 이내로 구성하되, 위원은 다음 각 호의 어느 / 둔다.② 자문회의는 위원장 1명을 포함하여 15명 이상 30명 이내로 구성하되, 위원은 다음 각 호의 어느 하나에 해</w:t>
-      </w:r>
-    </w:p>
-    <w:p>
-      <w:pPr>
-        <w:pStyle w:val="ListParagraph"/>
-        <w:numPr>
-          <w:ilvl w:val="0"/>
-          <w:numId w:val="1"/>
-        </w:numPr>
-      </w:pPr>
-      <w:r>
-        <w:t xml:space="preserve">제출기한: 도로점용허가 신청 및 교통소통대책 제출 기한은 관할 도로관리청 기준 확인</w:t>
-      </w:r>
-    </w:p>
-    <w:p>
-      <w:pPr>
-        <w:pStyle w:val="ListParagraph"/>
-        <w:numPr>
-          <w:ilvl w:val="0"/>
-          <w:numId w:val="1"/>
-        </w:numPr>
-      </w:pPr>
-      <w:r>
-        <w:t xml:space="preserve">핵심 발췌: 목적: 제1조(목적) 이 조례는 「도로법 시행령」별표2 제4호나목에 따라 도로를 점용하여 공사하는 경우에 발생하는 교통혼잡을 최소화하고, 보행자 및 자동차의 안전과 원활한 통행을 도모하기 위한 교통소통대책에 관한 사항을 규정함을 목적으로 한다.</w:t>
-      </w:r>
-    </w:p>
-    <w:p>
-      <w:pPr>
-        <w:pStyle w:val="ListParagraph"/>
-        <w:numPr>
-          <w:ilvl w:val="0"/>
-          <w:numId w:val="1"/>
-        </w:numPr>
-      </w:pPr>
-      <w:r>
-        <w:t xml:space="preserve">서울특별시 — 서울특별시 도로점용공사장 교통소통대책에 관한 조례 시행규칙 (도로점용·교통소통 조례, 시행 20250120)</w:t>
-      </w:r>
-    </w:p>
-    <w:p>
-      <w:pPr>
-        <w:pStyle w:val="ListParagraph"/>
-        <w:numPr>
-          <w:ilvl w:val="0"/>
-          <w:numId w:val="1"/>
-        </w:numPr>
-      </w:pPr>
-      <w:r>
-        <w:t xml:space="preserve">조례 우선순위: secondary / 320점 — 광역 지자체 매칭: 서울특별시 송파구; 도로점용 플래그 없음: 후보로만 유지; 조문 발췌 보유</w:t>
-      </w:r>
-    </w:p>
-    <w:p>
-      <w:pPr>
-        <w:pStyle w:val="ListParagraph"/>
-        <w:numPr>
-          <w:ilvl w:val="0"/>
-          <w:numId w:val="1"/>
-        </w:numPr>
-      </w:pPr>
-      <w:r>
-        <w:t xml:space="preserve">적용: 도로·보도·광장 등에 임시시설, 안내물, 부스, 무대, 대기열, 셔틀 승하차장, 행진·퍼레이드, 차량통제 구역을 설치하거나 도로를 점용하는 경우</w:t>
-      </w:r>
-    </w:p>
-    <w:p>
-      <w:pPr>
-        <w:pStyle w:val="ListParagraph"/>
-        <w:numPr>
-          <w:ilvl w:val="0"/>
-          <w:numId w:val="1"/>
-        </w:numPr>
-      </w:pPr>
-      <w:r>
-        <w:t xml:space="preserve">인원/조건: 인원 기준보다 도로관리청 허가 대상 시설·점용 면적·점용 기간·교통 영향 기준 확인</w:t>
-      </w:r>
-    </w:p>
-    <w:p>
-      <w:pPr>
-        <w:pStyle w:val="ListParagraph"/>
-        <w:numPr>
-          <w:ilvl w:val="0"/>
-          <w:numId w:val="1"/>
-        </w:numPr>
-      </w:pPr>
-      <w:r>
-        <w:t xml:space="preserve">제출기한: 10일 전</w:t>
-      </w:r>
-    </w:p>
-    <w:p>
-      <w:pPr>
-        <w:pStyle w:val="ListParagraph"/>
-        <w:numPr>
-          <w:ilvl w:val="0"/>
-          <w:numId w:val="1"/>
-        </w:numPr>
-      </w:pPr>
-      <w:r>
-        <w:t xml:space="preserve">핵심 발췌: 목적: 제1조 (목적) 이 규칙은 「서울특별시 도로점용공사장 교통소통대책에 관한 조례」의 시행에 필요한 사항을 규정함을 목적으로 한다. [전문개정 2009.8.6]</w:t>
-      </w:r>
-    </w:p>
     <w:p/>
     <w:p>
       <w:pPr>
@@ -4158,295 +3270,295 @@
         </w:numPr>
       </w:pPr>
       <w:r>
-        <w:t xml:space="preserve">도로법 시행령 별표 2 도로점용허가의 기준: 도로점용허가의 장소, 기간, 구조, 공사방법, 시기, 복구, 매설물 위치표시 기준. 행사성 도로점용은 보행자·차량 안전과 교통소통대책으로 연결한다.</w:t>
-      </w:r>
-    </w:p>
-    <w:p>
-      <w:pPr>
-        <w:pStyle w:val="ListParagraph"/>
-        <w:numPr>
-          <w:ilvl w:val="0"/>
-          <w:numId w:val="1"/>
-        </w:numPr>
-      </w:pPr>
-      <w:r>
-        <w:t xml:space="preserve">점용물은 도로 구조 또는 교통에 지장을 주지 않는 위치에 설치</w:t>
-      </w:r>
-    </w:p>
-    <w:p>
-      <w:pPr>
-        <w:pStyle w:val="ListParagraph"/>
-        <w:numPr>
-          <w:ilvl w:val="0"/>
-          <w:numId w:val="1"/>
-        </w:numPr>
-      </w:pPr>
-      <w:r>
-        <w:t xml:space="preserve">교차·접속·굴곡 부분 점용물 설치 제한 여부 확인</w:t>
-      </w:r>
-    </w:p>
-    <w:p>
-      <w:pPr>
-        <w:pStyle w:val="ListParagraph"/>
-        <w:numPr>
-          <w:ilvl w:val="0"/>
-          <w:numId w:val="1"/>
-        </w:numPr>
-      </w:pPr>
-      <w:r>
-        <w:t xml:space="preserve">점용물 구조는 무너짐·낙하·벗겨짐·화재·하중 등으로 도로 구조안전 또는 교통에 지장을 주지 않아야 함</w:t>
-      </w:r>
-    </w:p>
-    <w:p>
-      <w:pPr>
-        <w:pStyle w:val="ListParagraph"/>
-        <w:numPr>
-          <w:ilvl w:val="0"/>
-          <w:numId w:val="1"/>
-        </w:numPr>
-      </w:pPr>
-      <w:r>
-        <w:t xml:space="preserve">도로 한쪽 통행 유지와 교통 지장 최소화, 1개 차로 이상 차단 시 교통소통대책 수립</w:t>
-      </w:r>
-    </w:p>
-    <w:p>
-      <w:pPr>
-        <w:pStyle w:val="ListParagraph"/>
-        <w:numPr>
-          <w:ilvl w:val="0"/>
-          <w:numId w:val="1"/>
-        </w:numPr>
-      </w:pPr>
-      <w:r>
-        <w:t xml:space="preserve">도로법 시행규칙 별지 제11호서식 도로공사 시행 허가 신청서: 도로구역에서 공사 또는 임시시설 설치가 필요한 경우 도로공사 시행 허가 신청 항목을 확인하는 서식.</w:t>
-      </w:r>
-    </w:p>
-    <w:p>
-      <w:pPr>
-        <w:pStyle w:val="ListParagraph"/>
-        <w:numPr>
-          <w:ilvl w:val="0"/>
-          <w:numId w:val="1"/>
-        </w:numPr>
-      </w:pPr>
-      <w:r>
-        <w:t xml:space="preserve">행사 설치물이 단순 점용인지 도로공사 시행 허가 대상인지 도로관리청에 확인</w:t>
-      </w:r>
-    </w:p>
-    <w:p>
-      <w:pPr>
-        <w:pStyle w:val="ListParagraph"/>
-        <w:numPr>
-          <w:ilvl w:val="0"/>
-          <w:numId w:val="1"/>
-        </w:numPr>
-      </w:pPr>
-      <w:r>
-        <w:t xml:space="preserve">공사 위치, 기간, 면적, 구조, 시공방법, 교통처리, 안전시설 계획을 신청 전 정리</w:t>
-      </w:r>
-    </w:p>
-    <w:p>
-      <w:pPr>
-        <w:pStyle w:val="ListParagraph"/>
-        <w:numPr>
-          <w:ilvl w:val="0"/>
-          <w:numId w:val="1"/>
-        </w:numPr>
-      </w:pPr>
-      <w:r>
-        <w:t xml:space="preserve">보행자 우회로, 차로 축소, 야간 설치·철거, 복구계획을 도면과 함께 준비</w:t>
-      </w:r>
-    </w:p>
-    <w:p>
-      <w:pPr>
-        <w:pStyle w:val="ListParagraph"/>
-        <w:numPr>
-          <w:ilvl w:val="0"/>
-          <w:numId w:val="1"/>
-        </w:numPr>
-      </w:pPr>
-      <w:r>
-        <w:t xml:space="preserve">허가 조건을 스태프 브리핑과 일일 안전점검표에 반영</w:t>
-      </w:r>
-    </w:p>
-    <w:p>
-      <w:pPr>
-        <w:pStyle w:val="ListParagraph"/>
-        <w:numPr>
-          <w:ilvl w:val="0"/>
-          <w:numId w:val="1"/>
-        </w:numPr>
-      </w:pPr>
-      <w:r>
-        <w:t xml:space="preserve">도로법 시행규칙 별지 제12호서식 도로공사 착수 신고서: 허가받은 도로공사 또는 행사 임시시설 설치 공사의 실제 착수 신고 서식. 설치·철거 시작 시점 통제와 연결한다.</w:t>
-      </w:r>
-    </w:p>
-    <w:p>
-      <w:pPr>
-        <w:pStyle w:val="ListParagraph"/>
-        <w:numPr>
-          <w:ilvl w:val="0"/>
-          <w:numId w:val="1"/>
-        </w:numPr>
-      </w:pPr>
-      <w:r>
-        <w:t xml:space="preserve">착수일, 공사 구간, 시공자, 현장책임자, 비상연락처를 운영본부와 공유</w:t>
-      </w:r>
-    </w:p>
-    <w:p>
-      <w:pPr>
-        <w:pStyle w:val="ListParagraph"/>
-        <w:numPr>
-          <w:ilvl w:val="0"/>
-          <w:numId w:val="1"/>
-        </w:numPr>
-      </w:pPr>
-      <w:r>
-        <w:t xml:space="preserve">착수 전 교통안전시설, 보행자 우회 안내, 야간 경광등, 현장 울타리 설치 확인</w:t>
-      </w:r>
-    </w:p>
-    <w:p>
-      <w:pPr>
-        <w:pStyle w:val="ListParagraph"/>
-        <w:numPr>
-          <w:ilvl w:val="0"/>
-          <w:numId w:val="1"/>
-        </w:numPr>
-      </w:pPr>
-      <w:r>
-        <w:t xml:space="preserve">관람객 운영 시간과 공사·철거 시간이 겹치면 통제구역과 스태프 배치 확정</w:t>
-      </w:r>
-    </w:p>
-    <w:p>
-      <w:pPr>
-        <w:pStyle w:val="ListParagraph"/>
-        <w:numPr>
-          <w:ilvl w:val="0"/>
-          <w:numId w:val="1"/>
-        </w:numPr>
-      </w:pPr>
-      <w:r>
-        <w:t xml:space="preserve">착수 신고와 베뉴/지자체/경찰 협의 내역을 같은 증빙철에 보관</w:t>
-      </w:r>
-    </w:p>
-    <w:p>
-      <w:pPr>
-        <w:pStyle w:val="ListParagraph"/>
-        <w:numPr>
-          <w:ilvl w:val="0"/>
-          <w:numId w:val="1"/>
-        </w:numPr>
-      </w:pPr>
-      <w:r>
-        <w:t xml:space="preserve">도로법 시행규칙 별지 제13호서식 도로공사 준공검사 신청서: 도로공사 완료 후 준공검사 신청 서식. 행사 종료 후 원상복구와 사후 점검 항목으로 연결한다.</w:t>
-      </w:r>
-    </w:p>
-    <w:p>
-      <w:pPr>
-        <w:pStyle w:val="ListParagraph"/>
-        <w:numPr>
-          <w:ilvl w:val="0"/>
-          <w:numId w:val="1"/>
-        </w:numPr>
-      </w:pPr>
-      <w:r>
-        <w:t xml:space="preserve">철거 후 포장, 보도블록, 경계석, 배수, 표지, 차선 등 원상복구 상태 확인</w:t>
-      </w:r>
-    </w:p>
-    <w:p>
-      <w:pPr>
-        <w:pStyle w:val="ListParagraph"/>
-        <w:numPr>
-          <w:ilvl w:val="0"/>
-          <w:numId w:val="1"/>
-        </w:numPr>
-      </w:pPr>
-      <w:r>
-        <w:t xml:space="preserve">준공검사 전후 사진, 현장 책임자 확인, 도로관리청 보완 지시 이행 기록 보관</w:t>
-      </w:r>
-    </w:p>
-    <w:p>
-      <w:pPr>
-        <w:pStyle w:val="ListParagraph"/>
-        <w:numPr>
-          <w:ilvl w:val="0"/>
-          <w:numId w:val="1"/>
-        </w:numPr>
-      </w:pPr>
-      <w:r>
-        <w:t xml:space="preserve">행사 종료 뒤 임시시설 잔재와 보행 장애물이 없는지 야간까지 재점검</w:t>
-      </w:r>
-    </w:p>
-    <w:p>
-      <w:pPr>
-        <w:pStyle w:val="ListParagraph"/>
-        <w:numPr>
-          <w:ilvl w:val="0"/>
-          <w:numId w:val="1"/>
-        </w:numPr>
-      </w:pPr>
-      <w:r>
-        <w:t xml:space="preserve">복구 지연 시 교통안전시설과 보행자 안내를 유지</w:t>
-      </w:r>
-    </w:p>
-    <w:p>
-      <w:pPr>
-        <w:pStyle w:val="ListParagraph"/>
-        <w:numPr>
-          <w:ilvl w:val="0"/>
-          <w:numId w:val="1"/>
-        </w:numPr>
-      </w:pPr>
-      <w:r>
-        <w:t xml:space="preserve">도로법 시행규칙 별지 제33호서식 도로 점용공사 대행 통지서: 도로 점용공사를 대행하는 경우 통지하는 서식. 행사 대행사·시공사·지자체 간 책임 경계 확인에 활용한다.</w:t>
-      </w:r>
-    </w:p>
-    <w:p>
-      <w:pPr>
-        <w:pStyle w:val="ListParagraph"/>
-        <w:numPr>
-          <w:ilvl w:val="0"/>
-          <w:numId w:val="1"/>
-        </w:numPr>
-      </w:pPr>
-      <w:r>
-        <w:t xml:space="preserve">도로 점용공사 대행 주체와 현장책임자, 보험, 하도급 관계를 확인</w:t>
-      </w:r>
-    </w:p>
-    <w:p>
-      <w:pPr>
-        <w:pStyle w:val="ListParagraph"/>
-        <w:numPr>
-          <w:ilvl w:val="0"/>
-          <w:numId w:val="1"/>
-        </w:numPr>
-      </w:pPr>
-      <w:r>
-        <w:t xml:space="preserve">대행 통지 범위가 실제 설치·철거·복구 작업 범위와 일치하는지 확인</w:t>
-      </w:r>
-    </w:p>
-    <w:p>
-      <w:pPr>
-        <w:pStyle w:val="ListParagraph"/>
-        <w:numPr>
-          <w:ilvl w:val="0"/>
-          <w:numId w:val="1"/>
-        </w:numPr>
-      </w:pPr>
-      <w:r>
-        <w:t xml:space="preserve">교통안전시설 설치·유지·철거 책임과 사고 발생 시 보고 책임을 계약서에 명시</w:t>
-      </w:r>
-    </w:p>
-    <w:p>
-      <w:pPr>
-        <w:pStyle w:val="ListParagraph"/>
-        <w:numPr>
-          <w:ilvl w:val="0"/>
-          <w:numId w:val="1"/>
-        </w:numPr>
-      </w:pPr>
-      <w:r>
-        <w:t xml:space="preserve">대행 통지서와 허가 조건을 운영본부 문서철에 연결</w:t>
+        <w:t xml:space="preserve">화재예방법 시행령 별표 4 소방안전관리자를 선임해야 하는 소방안전관리대상물의 범위와 자격·인원기준: 특급·1급·2급·3급 소방안전관리대상물 범위와 소방안전관리자 자격·선임인원 기준. 대형 전시장·컨벤션센터는 시설 측 선임 등급과 행사 운영조직의 역할분담 확인이 필요하다.</w:t>
+      </w:r>
+    </w:p>
+    <w:p>
+      <w:pPr>
+        <w:pStyle w:val="ListParagraph"/>
+        <w:numPr>
+          <w:ilvl w:val="0"/>
+          <w:numId w:val="1"/>
+        </w:numPr>
+      </w:pPr>
+      <w:r>
+        <w:t xml:space="preserve">연면적 10만㎡ 이상 또는 30층 이상 등 특급 소방안전관리대상물 여부 확인</w:t>
+      </w:r>
+    </w:p>
+    <w:p>
+      <w:pPr>
+        <w:pStyle w:val="ListParagraph"/>
+        <w:numPr>
+          <w:ilvl w:val="0"/>
+          <w:numId w:val="1"/>
+        </w:numPr>
+      </w:pPr>
+      <w:r>
+        <w:t xml:space="preserve">연면적 1만5천㎡ 이상 또는 11층 이상 등 1급 소방안전관리대상물 여부 확인</w:t>
+      </w:r>
+    </w:p>
+    <w:p>
+      <w:pPr>
+        <w:pStyle w:val="ListParagraph"/>
+        <w:numPr>
+          <w:ilvl w:val="0"/>
+          <w:numId w:val="1"/>
+        </w:numPr>
+      </w:pPr>
+      <w:r>
+        <w:t xml:space="preserve">옥내소화전·스프링클러·물분무등소화설비 설치 대상 등 2급 여부 확인</w:t>
+      </w:r>
+    </w:p>
+    <w:p>
+      <w:pPr>
+        <w:pStyle w:val="ListParagraph"/>
+        <w:numPr>
+          <w:ilvl w:val="0"/>
+          <w:numId w:val="1"/>
+        </w:numPr>
+      </w:pPr>
+      <w:r>
+        <w:t xml:space="preserve">간이스프링클러 또는 자동화재탐지설비 설치 대상 등 3급 여부 확인</w:t>
+      </w:r>
+    </w:p>
+    <w:p>
+      <w:pPr>
+        <w:pStyle w:val="ListParagraph"/>
+        <w:numPr>
+          <w:ilvl w:val="0"/>
+          <w:numId w:val="1"/>
+        </w:numPr>
+      </w:pPr>
+      <w:r>
+        <w:t xml:space="preserve">화재예방법 시행령 별표 5 소방안전관리보조자를 선임해야 하는 대상물의 범위와 자격·인원기준: 소방안전관리보조자 선임 대상과 면적·세대수별 추가 선임 기준. 연면적 1만5천㎡ 이상 특정소방대상물은 보조자 선임 기준 확인이 필요하다.</w:t>
+      </w:r>
+    </w:p>
+    <w:p>
+      <w:pPr>
+        <w:pStyle w:val="ListParagraph"/>
+        <w:numPr>
+          <w:ilvl w:val="0"/>
+          <w:numId w:val="1"/>
+        </w:numPr>
+      </w:pPr>
+      <w:r>
+        <w:t xml:space="preserve">소방안전관리자 선임 대상 중 연면적 1만5천㎡ 이상 특정소방대상물 여부 확인</w:t>
+      </w:r>
+    </w:p>
+    <w:p>
+      <w:pPr>
+        <w:pStyle w:val="ListParagraph"/>
+        <w:numPr>
+          <w:ilvl w:val="0"/>
+          <w:numId w:val="1"/>
+        </w:numPr>
+      </w:pPr>
+      <w:r>
+        <w:t xml:space="preserve">연면적 1만5천㎡ 초과분마다 보조자 추가 선임 기준 확인</w:t>
+      </w:r>
+    </w:p>
+    <w:p>
+      <w:pPr>
+        <w:pStyle w:val="ListParagraph"/>
+        <w:numPr>
+          <w:ilvl w:val="0"/>
+          <w:numId w:val="1"/>
+        </w:numPr>
+      </w:pPr>
+      <w:r>
+        <w:t xml:space="preserve">방재실 자위소방대 24시간 상시 근무 및 소방차 운용 조건이 있는 경우 완화 기준 확인</w:t>
+      </w:r>
+    </w:p>
+    <w:p>
+      <w:pPr>
+        <w:pStyle w:val="ListParagraph"/>
+        <w:numPr>
+          <w:ilvl w:val="0"/>
+          <w:numId w:val="1"/>
+        </w:numPr>
+      </w:pPr>
+      <w:r>
+        <w:t xml:space="preserve">야간·휴일 미이용 확인 등 보조자 선임 제외 조건을 관할 소방서 확인</w:t>
+      </w:r>
+    </w:p>
+    <w:p>
+      <w:pPr>
+        <w:pStyle w:val="ListParagraph"/>
+        <w:numPr>
+          <w:ilvl w:val="0"/>
+          <w:numId w:val="1"/>
+        </w:numPr>
+      </w:pPr>
+      <w:r>
+        <w:t xml:space="preserve">소방시설법 시행령 별표 2 특정소방대상물: 특정소방대상물 용도 분류. MICE에서는 문화 및 집회시설의 공연장, 집회장, 관람장, 전시장, 관광휴게시설, 판매시설, 운수시설, 복합건축물 해당 여부를 확인한다.</w:t>
+      </w:r>
+    </w:p>
+    <w:p>
+      <w:pPr>
+        <w:pStyle w:val="ListParagraph"/>
+        <w:numPr>
+          <w:ilvl w:val="0"/>
+          <w:numId w:val="1"/>
+        </w:numPr>
+      </w:pPr>
+      <w:r>
+        <w:t xml:space="preserve">전시장: 박물관, 미술관, 과학관, 문화관, 체험관, 기념관, 산업전시장, 박람회장, 견본주택 등 해당 여부 확인</w:t>
+      </w:r>
+    </w:p>
+    <w:p>
+      <w:pPr>
+        <w:pStyle w:val="ListParagraph"/>
+        <w:numPr>
+          <w:ilvl w:val="0"/>
+          <w:numId w:val="1"/>
+        </w:numPr>
+      </w:pPr>
+      <w:r>
+        <w:t xml:space="preserve">집회장: 회의장, 공회당, 예식장 등 해당 여부 확인</w:t>
+      </w:r>
+    </w:p>
+    <w:p>
+      <w:pPr>
+        <w:pStyle w:val="ListParagraph"/>
+        <w:numPr>
+          <w:ilvl w:val="0"/>
+          <w:numId w:val="1"/>
+        </w:numPr>
+      </w:pPr>
+      <w:r>
+        <w:t xml:space="preserve">공연장: 근린생활시설 규모를 초과하는 공연장 또는 야외음악당·야외극장 여부 확인</w:t>
+      </w:r>
+    </w:p>
+    <w:p>
+      <w:pPr>
+        <w:pStyle w:val="ListParagraph"/>
+        <w:numPr>
+          <w:ilvl w:val="0"/>
+          <w:numId w:val="1"/>
+        </w:numPr>
+      </w:pPr>
+      <w:r>
+        <w:t xml:space="preserve">판매시설, 운수시설, 관광휴게시설, 복합건축물로 함께 분류되는 구역 확인</w:t>
+      </w:r>
+    </w:p>
+    <w:p>
+      <w:pPr>
+        <w:pStyle w:val="ListParagraph"/>
+        <w:numPr>
+          <w:ilvl w:val="0"/>
+          <w:numId w:val="1"/>
+        </w:numPr>
+      </w:pPr>
+      <w:r>
+        <w:t xml:space="preserve">소방시설법 시행령 별표 4 특정소방대상물에 설치·관리해야 하는 소방시설의 종류: 특정소방대상물별 소화설비, 경보설비, 피난구조설비, 소화용수설비, 소화활동설비 설치·관리 기준. 행사 전 베뉴 소방시설 설치 상태와 임시 설치물 차단 여부를 대조한다.</w:t>
+      </w:r>
+    </w:p>
+    <w:p>
+      <w:pPr>
+        <w:pStyle w:val="ListParagraph"/>
+        <w:numPr>
+          <w:ilvl w:val="0"/>
+          <w:numId w:val="1"/>
+        </w:numPr>
+      </w:pPr>
+      <w:r>
+        <w:t xml:space="preserve">문화 및 집회시설 등 수용인원 100명 이상인 경우 스프링클러설비 대상 여부 확인</w:t>
+      </w:r>
+    </w:p>
+    <w:p>
+      <w:pPr>
+        <w:pStyle w:val="ListParagraph"/>
+        <w:numPr>
+          <w:ilvl w:val="0"/>
+          <w:numId w:val="1"/>
+        </w:numPr>
+      </w:pPr>
+      <w:r>
+        <w:t xml:space="preserve">연면적·지하층·무창층·층수 조건에 따른 옥내소화전, 자동화재탐지, 비상방송 대상 여부 확인</w:t>
+      </w:r>
+    </w:p>
+    <w:p>
+      <w:pPr>
+        <w:pStyle w:val="ListParagraph"/>
+        <w:numPr>
+          <w:ilvl w:val="0"/>
+          <w:numId w:val="1"/>
+        </w:numPr>
+      </w:pPr>
+      <w:r>
+        <w:t xml:space="preserve">문화 및 집회시설은 피난구유도등·통로유도등·객석유도등 설치 상태 확인</w:t>
+      </w:r>
+    </w:p>
+    <w:p>
+      <w:pPr>
+        <w:pStyle w:val="ListParagraph"/>
+        <w:numPr>
+          <w:ilvl w:val="0"/>
+          <w:numId w:val="1"/>
+        </w:numPr>
+      </w:pPr>
+      <w:r>
+        <w:t xml:space="preserve">가스시설 설치 구역의 가스누설경보기 대상 여부 확인</w:t>
+      </w:r>
+    </w:p>
+    <w:p>
+      <w:pPr>
+        <w:pStyle w:val="ListParagraph"/>
+        <w:numPr>
+          <w:ilvl w:val="0"/>
+          <w:numId w:val="1"/>
+        </w:numPr>
+      </w:pPr>
+      <w:r>
+        <w:t xml:space="preserve">소방시설법 시행령 별표 7 수용인원의 산정 방법: 특정소방대상물 수용인원 산정 방법. 문화 및 집회시설·운동시설·종교시설은 바닥면적/4.6㎡ 또는 고정식 의자 수 기준을 검토한다.</w:t>
+      </w:r>
+    </w:p>
+    <w:p>
+      <w:pPr>
+        <w:pStyle w:val="ListParagraph"/>
+        <w:numPr>
+          <w:ilvl w:val="0"/>
+          <w:numId w:val="1"/>
+        </w:numPr>
+      </w:pPr>
+      <w:r>
+        <w:t xml:space="preserve">문화 및 집회시설, 운동시설, 종교시설은 해당 바닥면적 합계를 4.6㎡로 나누어 수용인원 산정</w:t>
+      </w:r>
+    </w:p>
+    <w:p>
+      <w:pPr>
+        <w:pStyle w:val="ListParagraph"/>
+        <w:numPr>
+          <w:ilvl w:val="0"/>
+          <w:numId w:val="1"/>
+        </w:numPr>
+      </w:pPr>
+      <w:r>
+        <w:t xml:space="preserve">관람석 고정식 의자는 의자 수로 산정</w:t>
+      </w:r>
+    </w:p>
+    <w:p>
+      <w:pPr>
+        <w:pStyle w:val="ListParagraph"/>
+        <w:numPr>
+          <w:ilvl w:val="0"/>
+          <w:numId w:val="1"/>
+        </w:numPr>
+      </w:pPr>
+      <w:r>
+        <w:t xml:space="preserve">긴 의자는 정면너비를 0.45m로 나누어 산정</w:t>
+      </w:r>
+    </w:p>
+    <w:p>
+      <w:pPr>
+        <w:pStyle w:val="ListParagraph"/>
+        <w:numPr>
+          <w:ilvl w:val="0"/>
+          <w:numId w:val="1"/>
+        </w:numPr>
+      </w:pPr>
+      <w:r>
+        <w:t xml:space="preserve">그 밖의 특정소방대상물은 바닥면적 합계/3㎡ 기준 검토</w:t>
       </w:r>
     </w:p>
     <w:p/>
@@ -5113,313 +4225,13 @@
         <w:t xml:space="preserve">무주최/자발적 다중운집 가능성이 있으면 지자체·경찰·소방과 현장 통제 기준을 사전 합의한다.</w:t>
       </w:r>
     </w:p>
-    <w:p>
-      <w:pPr>
-        <w:pStyle w:val="ListParagraph"/>
-        <w:numPr>
-          <w:ilvl w:val="0"/>
-          <w:numId w:val="1"/>
-        </w:numPr>
-      </w:pPr>
-      <w:r>
-        <w:t xml:space="preserve">도로법 시행령 별표 2: 점용물은 도로 구조 또는 교통에 지장을 주지 않는 위치에 설치</w:t>
-      </w:r>
-    </w:p>
-    <w:p>
-      <w:pPr>
-        <w:pStyle w:val="ListParagraph"/>
-        <w:numPr>
-          <w:ilvl w:val="0"/>
-          <w:numId w:val="1"/>
-        </w:numPr>
-      </w:pPr>
-      <w:r>
-        <w:t xml:space="preserve">도로법 시행령 별표 2: 교차·접속·굴곡 부분 점용물 설치 제한 여부 확인</w:t>
-      </w:r>
-    </w:p>
-    <w:p>
-      <w:pPr>
-        <w:pStyle w:val="ListParagraph"/>
-        <w:numPr>
-          <w:ilvl w:val="0"/>
-          <w:numId w:val="1"/>
-        </w:numPr>
-      </w:pPr>
-      <w:r>
-        <w:t xml:space="preserve">도로법 시행령 별표 2: 점용물 구조는 무너짐·낙하·벗겨짐·화재·하중 등으로 도로 구조안전 또는 교통에 지장을 주지 않아야 함</w:t>
-      </w:r>
-    </w:p>
-    <w:p>
-      <w:pPr>
-        <w:pStyle w:val="ListParagraph"/>
-        <w:numPr>
-          <w:ilvl w:val="0"/>
-          <w:numId w:val="1"/>
-        </w:numPr>
-      </w:pPr>
-      <w:r>
-        <w:t xml:space="preserve">도로법 시행령 별표 2: 도로 한쪽 통행 유지와 교통 지장 최소화, 1개 차로 이상 차단 시 교통소통대책 수립</w:t>
-      </w:r>
-    </w:p>
-    <w:p>
-      <w:pPr>
-        <w:pStyle w:val="ListParagraph"/>
-        <w:numPr>
-          <w:ilvl w:val="0"/>
-          <w:numId w:val="1"/>
-        </w:numPr>
-      </w:pPr>
-      <w:r>
-        <w:t xml:space="preserve">도로법 시행령 별표 2: 공사현장은 울타리 또는 덮개, 야간 적색등·황색등 등 위험방지 조치</w:t>
-      </w:r>
-    </w:p>
-    <w:p>
-      <w:pPr>
-        <w:pStyle w:val="ListParagraph"/>
-        <w:numPr>
-          <w:ilvl w:val="0"/>
-          <w:numId w:val="1"/>
-        </w:numPr>
-      </w:pPr>
-      <w:r>
-        <w:t xml:space="preserve">도로법 시행규칙 별지 제11호서식: 행사 설치물이 단순 점용인지 도로공사 시행 허가 대상인지 도로관리청에 확인</w:t>
-      </w:r>
-    </w:p>
-    <w:p>
-      <w:pPr>
-        <w:pStyle w:val="ListParagraph"/>
-        <w:numPr>
-          <w:ilvl w:val="0"/>
-          <w:numId w:val="1"/>
-        </w:numPr>
-      </w:pPr>
-      <w:r>
-        <w:t xml:space="preserve">도로법 시행규칙 별지 제11호서식: 공사 위치, 기간, 면적, 구조, 시공방법, 교통처리, 안전시설 계획을 신청 전 정리</w:t>
-      </w:r>
-    </w:p>
-    <w:p>
-      <w:pPr>
-        <w:pStyle w:val="ListParagraph"/>
-        <w:numPr>
-          <w:ilvl w:val="0"/>
-          <w:numId w:val="1"/>
-        </w:numPr>
-      </w:pPr>
-      <w:r>
-        <w:t xml:space="preserve">도로법 시행규칙 별지 제11호서식: 보행자 우회로, 차로 축소, 야간 설치·철거, 복구계획을 도면과 함께 준비</w:t>
-      </w:r>
-    </w:p>
-    <w:p>
-      <w:pPr>
-        <w:pStyle w:val="ListParagraph"/>
-        <w:numPr>
-          <w:ilvl w:val="0"/>
-          <w:numId w:val="1"/>
-        </w:numPr>
-      </w:pPr>
-      <w:r>
-        <w:t xml:space="preserve">도로법 시행규칙 별지 제11호서식: 허가 조건을 스태프 브리핑과 일일 안전점검표에 반영</w:t>
-      </w:r>
-    </w:p>
-    <w:p>
-      <w:pPr>
-        <w:pStyle w:val="ListParagraph"/>
-        <w:numPr>
-          <w:ilvl w:val="0"/>
-          <w:numId w:val="1"/>
-        </w:numPr>
-      </w:pPr>
-      <w:r>
-        <w:t xml:space="preserve">도로법 시행규칙 별지 제12호서식: 착수일, 공사 구간, 시공자, 현장책임자, 비상연락처를 운영본부와 공유</w:t>
-      </w:r>
-    </w:p>
-    <w:p>
-      <w:pPr>
-        <w:pStyle w:val="ListParagraph"/>
-        <w:numPr>
-          <w:ilvl w:val="0"/>
-          <w:numId w:val="1"/>
-        </w:numPr>
-      </w:pPr>
-      <w:r>
-        <w:t xml:space="preserve">도로법 시행규칙 별지 제12호서식: 착수 전 교통안전시설, 보행자 우회 안내, 야간 경광등, 현장 울타리 설치 확인</w:t>
-      </w:r>
-    </w:p>
-    <w:p>
-      <w:pPr>
-        <w:pStyle w:val="ListParagraph"/>
-        <w:numPr>
-          <w:ilvl w:val="0"/>
-          <w:numId w:val="1"/>
-        </w:numPr>
-      </w:pPr>
-      <w:r>
-        <w:t xml:space="preserve">도로법 시행규칙 별지 제12호서식: 관람객 운영 시간과 공사·철거 시간이 겹치면 통제구역과 스태프 배치 확정</w:t>
-      </w:r>
-    </w:p>
-    <w:p>
-      <w:pPr>
-        <w:pStyle w:val="ListParagraph"/>
-        <w:numPr>
-          <w:ilvl w:val="0"/>
-          <w:numId w:val="1"/>
-        </w:numPr>
-      </w:pPr>
-      <w:r>
-        <w:t xml:space="preserve">도로법 시행규칙 별지 제12호서식: 착수 신고와 베뉴/지자체/경찰 협의 내역을 같은 증빙철에 보관</w:t>
-      </w:r>
-    </w:p>
-    <w:p>
-      <w:pPr>
-        <w:pStyle w:val="ListParagraph"/>
-        <w:numPr>
-          <w:ilvl w:val="0"/>
-          <w:numId w:val="1"/>
-        </w:numPr>
-      </w:pPr>
-      <w:r>
-        <w:t xml:space="preserve">도로법 시행규칙 별지 제13호서식: 철거 후 포장, 보도블록, 경계석, 배수, 표지, 차선 등 원상복구 상태 확인</w:t>
-      </w:r>
-    </w:p>
-    <w:p>
-      <w:pPr>
-        <w:pStyle w:val="ListParagraph"/>
-        <w:numPr>
-          <w:ilvl w:val="0"/>
-          <w:numId w:val="1"/>
-        </w:numPr>
-      </w:pPr>
-      <w:r>
-        <w:t xml:space="preserve">도로법 시행규칙 별지 제13호서식: 준공검사 전후 사진, 현장 책임자 확인, 도로관리청 보완 지시 이행 기록 보관</w:t>
-      </w:r>
-    </w:p>
-    <w:p>
-      <w:pPr>
-        <w:pStyle w:val="ListParagraph"/>
-        <w:numPr>
-          <w:ilvl w:val="0"/>
-          <w:numId w:val="1"/>
-        </w:numPr>
-      </w:pPr>
-      <w:r>
-        <w:t xml:space="preserve">도로법 시행규칙 별지 제13호서식: 행사 종료 뒤 임시시설 잔재와 보행 장애물이 없는지 야간까지 재점검</w:t>
-      </w:r>
-    </w:p>
-    <w:p>
-      <w:pPr>
-        <w:pStyle w:val="ListParagraph"/>
-        <w:numPr>
-          <w:ilvl w:val="0"/>
-          <w:numId w:val="1"/>
-        </w:numPr>
-      </w:pPr>
-      <w:r>
-        <w:t xml:space="preserve">도로법 시행규칙 별지 제13호서식: 복구 지연 시 교통안전시설과 보행자 안내를 유지</w:t>
-      </w:r>
-    </w:p>
-    <w:p>
-      <w:pPr>
-        <w:pStyle w:val="ListParagraph"/>
-        <w:numPr>
-          <w:ilvl w:val="0"/>
-          <w:numId w:val="1"/>
-        </w:numPr>
-      </w:pPr>
-      <w:r>
-        <w:t xml:space="preserve">도로법 시행규칙 별지 제33호서식: 도로 점용공사 대행 주체와 현장책임자, 보험, 하도급 관계를 확인</w:t>
-      </w:r>
-    </w:p>
-    <w:p>
-      <w:pPr>
-        <w:pStyle w:val="ListParagraph"/>
-        <w:numPr>
-          <w:ilvl w:val="0"/>
-          <w:numId w:val="1"/>
-        </w:numPr>
-      </w:pPr>
-      <w:r>
-        <w:t xml:space="preserve">도로법 시행규칙 별지 제33호서식: 대행 통지 범위가 실제 설치·철거·복구 작업 범위와 일치하는지 확인</w:t>
-      </w:r>
-    </w:p>
-    <w:p>
-      <w:pPr>
-        <w:pStyle w:val="ListParagraph"/>
-        <w:numPr>
-          <w:ilvl w:val="0"/>
-          <w:numId w:val="1"/>
-        </w:numPr>
-      </w:pPr>
-      <w:r>
-        <w:t xml:space="preserve">도로법 시행규칙 별지 제33호서식: 교통안전시설 설치·유지·철거 책임과 사고 발생 시 보고 책임을 계약서에 명시</w:t>
-      </w:r>
-    </w:p>
-    <w:p>
-      <w:pPr>
-        <w:pStyle w:val="ListParagraph"/>
-        <w:numPr>
-          <w:ilvl w:val="0"/>
-          <w:numId w:val="1"/>
-        </w:numPr>
-      </w:pPr>
-      <w:r>
-        <w:t xml:space="preserve">도로법 시행규칙 별지 제33호서식: 대행 통지서와 허가 조건을 운영본부 문서철에 연결</w:t>
-      </w:r>
-    </w:p>
-    <w:p>
-      <w:pPr>
-        <w:pStyle w:val="ListParagraph"/>
-        <w:numPr>
-          <w:ilvl w:val="0"/>
-          <w:numId w:val="1"/>
-        </w:numPr>
-      </w:pPr>
-      <w:r>
-        <w:t xml:space="preserve">도로법 시행규칙 별지 제36호서식: 통행 제한 구간, 기간, 제한 대상, 우회도로, 사유, 문의처를 공고·현장안내·온라인 안내에 일치시킴</w:t>
-      </w:r>
-    </w:p>
-    <w:p>
-      <w:pPr>
-        <w:pStyle w:val="ListParagraph"/>
-        <w:numPr>
-          <w:ilvl w:val="0"/>
-          <w:numId w:val="1"/>
-        </w:numPr>
-      </w:pPr>
-      <w:r>
-        <w:t xml:space="preserve">도로법 시행규칙 별지 제36호서식: 경찰, 도로관리청, 지자체, 버스·택시·주차 운영자와 우회 동선과 통제 시간을 합의</w:t>
-      </w:r>
-    </w:p>
-    <w:p>
-      <w:pPr>
-        <w:pStyle w:val="ListParagraph"/>
-        <w:numPr>
-          <w:ilvl w:val="0"/>
-          <w:numId w:val="1"/>
-        </w:numPr>
-      </w:pPr>
-      <w:r>
-        <w:t xml:space="preserve">도로법 시행규칙 별지 제36호서식: 공고 내용과 현장 표지·입간판·배너 문구가 다른지 개장 전 점검</w:t>
-      </w:r>
-    </w:p>
-    <w:p>
-      <w:pPr>
-        <w:pStyle w:val="ListParagraph"/>
-        <w:numPr>
-          <w:ilvl w:val="0"/>
-          <w:numId w:val="1"/>
-        </w:numPr>
-      </w:pPr>
-      <w:r>
-        <w:t xml:space="preserve">도로법 시행규칙 별지 제36호서식: 비상차량 접근 동선과 대피동선은 통행 제한 계획에서 예외로 관리</w:t>
-      </w:r>
-    </w:p>
     <w:p/>
     <w:p>
       <w:pPr>
         <w:pStyle w:val="Heading1"/>
       </w:pPr>
       <w:r>
-        <w:t xml:space="preserve">2026 한강 드론 라이트 쇼 어린이날 특별공연 도로·교통 실행계획</w:t>
+        <w:t xml:space="preserve">2026 한강 드론 라이트 쇼 어린이날 특별공연 외부 동선·교통 영향 확인 계획</w:t>
       </w:r>
     </w:p>
     <w:p/>
@@ -5473,403 +4285,79 @@
         </w:numPr>
       </w:pPr>
       <w:r>
-        <w:t xml:space="preserve">도로관리청/교통부서/경찰과 도로점용허가, 교통소통대책, 차로·보도 통제, 원상복구 범위를 확인한다.</w:t>
-      </w:r>
-    </w:p>
-    <w:p>
-      <w:pPr>
-        <w:pStyle w:val="ListParagraph"/>
-        <w:numPr>
-          <w:ilvl w:val="0"/>
-          <w:numId w:val="1"/>
-        </w:numPr>
-      </w:pPr>
-      <w:r>
-        <w:t xml:space="preserve">통행금지·차량 운행 제한이 있으면 공고, 우회도로, 문의처, 비상차량 접근로를 사전 고지한다.</w:t>
-      </w:r>
-    </w:p>
-    <w:p>
-      <w:pPr>
-        <w:pStyle w:val="ListParagraph"/>
-        <w:numPr>
-          <w:ilvl w:val="0"/>
-          <w:numId w:val="1"/>
-        </w:numPr>
-      </w:pPr>
-      <w:r>
-        <w:t xml:space="preserve">지자체 옥외행사 안전관리계획과 도로점용/교통소통 조례의 제출기한을 제출 일정·RACI에 반영한다.</w:t>
-      </w:r>
-    </w:p>
-    <w:p>
-      <w:pPr>
-        <w:pStyle w:val="ListParagraph"/>
-        <w:numPr>
-          <w:ilvl w:val="0"/>
-          <w:numId w:val="1"/>
-        </w:numPr>
-      </w:pPr>
-      <w:r>
-        <w:t xml:space="preserve">서울특별시 송파구 서울특별시 송파구 옥외행사의 안전관리에 관한 조례: 천장이 없거나 사방이 폐쇄되지 않은 장소에서 불특정 다수가 참여하는 공연·축제·체육·전시성 행사 / 제출기한 다수 조례에서 행사 5~21일 전 안전관리계획 수립·신고 또는 제출 요구</w:t>
-      </w:r>
-    </w:p>
-    <w:p>
-      <w:pPr>
-        <w:pStyle w:val="ListParagraph"/>
-        <w:numPr>
-          <w:ilvl w:val="0"/>
-          <w:numId w:val="1"/>
-        </w:numPr>
-      </w:pPr>
-      <w:r>
-        <w:t xml:space="preserve">서울특별시 송파구 서울특별시 송파구 옥외광고물 등의 관리와 옥외광고산업 진흥에 관한 조례: 행사 홍보·안내를 위해 현수막, 배너, 안내판, 지주형 표시물, 전광류·전기 사용 광고물을 옥외에 표시·설치하는 경우 / 제출기한 표시·설치 전 허가/신고 및 게시대 신청 기한을 관할 지자체 기준으로 확인</w:t>
-      </w:r>
-    </w:p>
-    <w:p>
-      <w:pPr>
-        <w:pStyle w:val="ListParagraph"/>
-        <w:numPr>
-          <w:ilvl w:val="0"/>
-          <w:numId w:val="1"/>
-        </w:numPr>
-      </w:pPr>
-      <w:r>
-        <w:t xml:space="preserve">서울특별시 서울특별시 옥외행사의 안전관리에 관한 조례: 천장이 없거나 사방이 폐쇄되지 않은 장소에서 불특정 다수가 참여하는 공연·축제·체육·전시성 행사 / 제출기한 다수 조례에서 행사 5~21일 전 안전관리계획 수립·신고 또는 제출 요구</w:t>
-      </w:r>
-    </w:p>
-    <w:p>
-      <w:pPr>
-        <w:pStyle w:val="ListParagraph"/>
-        <w:numPr>
-          <w:ilvl w:val="0"/>
-          <w:numId w:val="1"/>
-        </w:numPr>
-      </w:pPr>
-      <w:r>
-        <w:t xml:space="preserve">서울특별시 송파구 서울특별시 송파구 도로점용공사장 교통소통대책에 관한 조례: 도로·보도·광장 등에 임시시설, 안내물, 부스, 무대, 대기열, 셔틀 승하차장, 행진·퍼레이드, 차량통제 구역을 설치하거나 도로를 점용하는 경우 / 제출기한 도로점용허가 신청 및 교통소통대책 제출 기한은 관할 도로관리청 기준 확인</w:t>
-      </w:r>
-    </w:p>
-    <w:p>
-      <w:pPr>
-        <w:pStyle w:val="ListParagraph"/>
-        <w:numPr>
-          <w:ilvl w:val="0"/>
-          <w:numId w:val="1"/>
-        </w:numPr>
-      </w:pPr>
-      <w:r>
-        <w:t xml:space="preserve">서울특별시 송파구 서울특별시 송파구 도로점용료 징수 조례 시행규칙: 도로·보도·광장 등에 임시시설, 안내물, 부스, 무대, 대기열, 셔틀 승하차장, 행진·퍼레이드, 차량통제 구역을 설치하거나 도로를 점용하는 경우 / 제출기한 도로점용허가 신청 및 교통소통대책 제출 기한은 관할 도로관리청 기준 확인</w:t>
-      </w:r>
-    </w:p>
-    <w:p>
-      <w:pPr>
-        <w:pStyle w:val="ListParagraph"/>
-        <w:numPr>
-          <w:ilvl w:val="0"/>
-          <w:numId w:val="1"/>
-        </w:numPr>
-      </w:pPr>
-      <w:r>
-        <w:t xml:space="preserve">서울특별시 서울특별시 옥외광고물 등의 관리와 옥외광고산업 진흥에 관한 조례: 행사 홍보·안내를 위해 현수막, 배너, 안내판, 지주형 표시물, 전광류·전기 사용 광고물을 옥외에 표시·설치하는 경우 / 제출기한 표시·설치 전 허가/신고 및 게시대 신청 기한을 관할 지자체 기준으로 확인</w:t>
-      </w:r>
-    </w:p>
-    <w:p>
-      <w:pPr>
-        <w:pStyle w:val="ListParagraph"/>
-        <w:numPr>
-          <w:ilvl w:val="0"/>
-          <w:numId w:val="1"/>
-        </w:numPr>
-      </w:pPr>
-      <w:r>
-        <w:t xml:space="preserve">도로법 시행령 별표 2: 점용물은 도로 구조 또는 교통에 지장을 주지 않는 위치에 설치</w:t>
-      </w:r>
-    </w:p>
-    <w:p>
-      <w:pPr>
-        <w:pStyle w:val="ListParagraph"/>
-        <w:numPr>
-          <w:ilvl w:val="0"/>
-          <w:numId w:val="1"/>
-        </w:numPr>
-      </w:pPr>
-      <w:r>
-        <w:t xml:space="preserve">도로법 시행령 별표 2: 교차·접속·굴곡 부분 점용물 설치 제한 여부 확인</w:t>
-      </w:r>
-    </w:p>
-    <w:p>
-      <w:pPr>
-        <w:pStyle w:val="ListParagraph"/>
-        <w:numPr>
-          <w:ilvl w:val="0"/>
-          <w:numId w:val="1"/>
-        </w:numPr>
-      </w:pPr>
-      <w:r>
-        <w:t xml:space="preserve">도로법 시행령 별표 2: 점용물 구조는 무너짐·낙하·벗겨짐·화재·하중 등으로 도로 구조안전 또는 교통에 지장을 주지 않아야 함</w:t>
-      </w:r>
-    </w:p>
-    <w:p>
-      <w:pPr>
-        <w:pStyle w:val="ListParagraph"/>
-        <w:numPr>
-          <w:ilvl w:val="0"/>
-          <w:numId w:val="1"/>
-        </w:numPr>
-      </w:pPr>
-      <w:r>
-        <w:t xml:space="preserve">도로법 시행령 별표 2: 도로 한쪽 통행 유지와 교통 지장 최소화, 1개 차로 이상 차단 시 교통소통대책 수립</w:t>
-      </w:r>
-    </w:p>
-    <w:p>
-      <w:pPr>
-        <w:pStyle w:val="ListParagraph"/>
-        <w:numPr>
-          <w:ilvl w:val="0"/>
-          <w:numId w:val="1"/>
-        </w:numPr>
-      </w:pPr>
-      <w:r>
-        <w:t xml:space="preserve">도로법 시행령 별표 2: 공사현장은 울타리 또는 덮개, 야간 적색등·황색등 등 위험방지 조치</w:t>
-      </w:r>
-    </w:p>
-    <w:p>
-      <w:pPr>
-        <w:pStyle w:val="ListParagraph"/>
-        <w:numPr>
-          <w:ilvl w:val="0"/>
-          <w:numId w:val="1"/>
-        </w:numPr>
-      </w:pPr>
-      <w:r>
-        <w:t xml:space="preserve">도로법 시행규칙 별지 제11호서식: 행사 설치물이 단순 점용인지 도로공사 시행 허가 대상인지 도로관리청에 확인</w:t>
-      </w:r>
-    </w:p>
-    <w:p>
-      <w:pPr>
-        <w:pStyle w:val="ListParagraph"/>
-        <w:numPr>
-          <w:ilvl w:val="0"/>
-          <w:numId w:val="1"/>
-        </w:numPr>
-      </w:pPr>
-      <w:r>
-        <w:t xml:space="preserve">도로법 시행규칙 별지 제11호서식: 공사 위치, 기간, 면적, 구조, 시공방법, 교통처리, 안전시설 계획을 신청 전 정리</w:t>
-      </w:r>
-    </w:p>
-    <w:p>
-      <w:pPr>
-        <w:pStyle w:val="ListParagraph"/>
-        <w:numPr>
-          <w:ilvl w:val="0"/>
-          <w:numId w:val="1"/>
-        </w:numPr>
-      </w:pPr>
-      <w:r>
-        <w:t xml:space="preserve">도로법 시행규칙 별지 제11호서식: 보행자 우회로, 차로 축소, 야간 설치·철거, 복구계획을 도면과 함께 준비</w:t>
-      </w:r>
-    </w:p>
-    <w:p>
-      <w:pPr>
-        <w:pStyle w:val="ListParagraph"/>
-        <w:numPr>
-          <w:ilvl w:val="0"/>
-          <w:numId w:val="1"/>
-        </w:numPr>
-      </w:pPr>
-      <w:r>
-        <w:t xml:space="preserve">도로법 시행규칙 별지 제11호서식: 허가 조건을 스태프 브리핑과 일일 안전점검표에 반영</w:t>
-      </w:r>
-    </w:p>
-    <w:p>
-      <w:pPr>
-        <w:pStyle w:val="ListParagraph"/>
-        <w:numPr>
-          <w:ilvl w:val="0"/>
-          <w:numId w:val="1"/>
-        </w:numPr>
-      </w:pPr>
-      <w:r>
-        <w:t xml:space="preserve">도로법 시행규칙 별지 제12호서식: 착수일, 공사 구간, 시공자, 현장책임자, 비상연락처를 운영본부와 공유</w:t>
-      </w:r>
-    </w:p>
-    <w:p>
-      <w:pPr>
-        <w:pStyle w:val="ListParagraph"/>
-        <w:numPr>
-          <w:ilvl w:val="0"/>
-          <w:numId w:val="1"/>
-        </w:numPr>
-      </w:pPr>
-      <w:r>
-        <w:t xml:space="preserve">도로법 시행규칙 별지 제12호서식: 착수 전 교통안전시설, 보행자 우회 안내, 야간 경광등, 현장 울타리 설치 확인</w:t>
-      </w:r>
-    </w:p>
-    <w:p>
-      <w:pPr>
-        <w:pStyle w:val="ListParagraph"/>
-        <w:numPr>
-          <w:ilvl w:val="0"/>
-          <w:numId w:val="1"/>
-        </w:numPr>
-      </w:pPr>
-      <w:r>
-        <w:t xml:space="preserve">도로법 시행규칙 별지 제12호서식: 관람객 운영 시간과 공사·철거 시간이 겹치면 통제구역과 스태프 배치 확정</w:t>
-      </w:r>
-    </w:p>
-    <w:p>
-      <w:pPr>
-        <w:pStyle w:val="ListParagraph"/>
-        <w:numPr>
-          <w:ilvl w:val="0"/>
-          <w:numId w:val="1"/>
-        </w:numPr>
-      </w:pPr>
-      <w:r>
-        <w:t xml:space="preserve">도로법 시행규칙 별지 제12호서식: 착수 신고와 베뉴/지자체/경찰 협의 내역을 같은 증빙철에 보관</w:t>
-      </w:r>
-    </w:p>
-    <w:p>
-      <w:pPr>
-        <w:pStyle w:val="ListParagraph"/>
-        <w:numPr>
-          <w:ilvl w:val="0"/>
-          <w:numId w:val="1"/>
-        </w:numPr>
-      </w:pPr>
-      <w:r>
-        <w:t xml:space="preserve">도로법 시행규칙 별지 제13호서식: 철거 후 포장, 보도블록, 경계석, 배수, 표지, 차선 등 원상복구 상태 확인</w:t>
-      </w:r>
-    </w:p>
-    <w:p>
-      <w:pPr>
-        <w:pStyle w:val="ListParagraph"/>
-        <w:numPr>
-          <w:ilvl w:val="0"/>
-          <w:numId w:val="1"/>
-        </w:numPr>
-      </w:pPr>
-      <w:r>
-        <w:t xml:space="preserve">도로법 시행규칙 별지 제13호서식: 준공검사 전후 사진, 현장 책임자 확인, 도로관리청 보완 지시 이행 기록 보관</w:t>
-      </w:r>
-    </w:p>
-    <w:p>
-      <w:pPr>
-        <w:pStyle w:val="ListParagraph"/>
-        <w:numPr>
-          <w:ilvl w:val="0"/>
-          <w:numId w:val="1"/>
-        </w:numPr>
-      </w:pPr>
-      <w:r>
-        <w:t xml:space="preserve">도로법 시행규칙 별지 제13호서식: 행사 종료 뒤 임시시설 잔재와 보행 장애물이 없는지 야간까지 재점검</w:t>
-      </w:r>
-    </w:p>
-    <w:p>
-      <w:pPr>
-        <w:pStyle w:val="ListParagraph"/>
-        <w:numPr>
-          <w:ilvl w:val="0"/>
-          <w:numId w:val="1"/>
-        </w:numPr>
-      </w:pPr>
-      <w:r>
-        <w:t xml:space="preserve">도로법 시행규칙 별지 제13호서식: 복구 지연 시 교통안전시설과 보행자 안내를 유지</w:t>
-      </w:r>
-    </w:p>
-    <w:p>
-      <w:pPr>
-        <w:pStyle w:val="ListParagraph"/>
-        <w:numPr>
-          <w:ilvl w:val="0"/>
-          <w:numId w:val="1"/>
-        </w:numPr>
-      </w:pPr>
-      <w:r>
-        <w:t xml:space="preserve">도로법 시행규칙 별지 제33호서식: 도로 점용공사 대행 주체와 현장책임자, 보험, 하도급 관계를 확인</w:t>
-      </w:r>
-    </w:p>
-    <w:p>
-      <w:pPr>
-        <w:pStyle w:val="ListParagraph"/>
-        <w:numPr>
-          <w:ilvl w:val="0"/>
-          <w:numId w:val="1"/>
-        </w:numPr>
-      </w:pPr>
-      <w:r>
-        <w:t xml:space="preserve">도로법 시행규칙 별지 제33호서식: 대행 통지 범위가 실제 설치·철거·복구 작업 범위와 일치하는지 확인</w:t>
-      </w:r>
-    </w:p>
-    <w:p>
-      <w:pPr>
-        <w:pStyle w:val="ListParagraph"/>
-        <w:numPr>
-          <w:ilvl w:val="0"/>
-          <w:numId w:val="1"/>
-        </w:numPr>
-      </w:pPr>
-      <w:r>
-        <w:t xml:space="preserve">도로법 시행규칙 별지 제33호서식: 교통안전시설 설치·유지·철거 책임과 사고 발생 시 보고 책임을 계약서에 명시</w:t>
-      </w:r>
-    </w:p>
-    <w:p>
-      <w:pPr>
-        <w:pStyle w:val="ListParagraph"/>
-        <w:numPr>
-          <w:ilvl w:val="0"/>
-          <w:numId w:val="1"/>
-        </w:numPr>
-      </w:pPr>
-      <w:r>
-        <w:t xml:space="preserve">도로법 시행규칙 별지 제33호서식: 대행 통지서와 허가 조건을 운영본부 문서철에 연결</w:t>
-      </w:r>
-    </w:p>
-    <w:p>
-      <w:pPr>
-        <w:pStyle w:val="ListParagraph"/>
-        <w:numPr>
-          <w:ilvl w:val="0"/>
-          <w:numId w:val="1"/>
-        </w:numPr>
-      </w:pPr>
-      <w:r>
-        <w:t xml:space="preserve">도로법 시행규칙 별지 제36호서식: 통행 제한 구간, 기간, 제한 대상, 우회도로, 사유, 문의처를 공고·현장안내·온라인 안내에 일치시킴</w:t>
-      </w:r>
-    </w:p>
-    <w:p>
-      <w:pPr>
-        <w:pStyle w:val="ListParagraph"/>
-        <w:numPr>
-          <w:ilvl w:val="0"/>
-          <w:numId w:val="1"/>
-        </w:numPr>
-      </w:pPr>
-      <w:r>
-        <w:t xml:space="preserve">도로법 시행규칙 별지 제36호서식: 경찰, 도로관리청, 지자체, 버스·택시·주차 운영자와 우회 동선과 통제 시간을 합의</w:t>
-      </w:r>
-    </w:p>
-    <w:p>
-      <w:pPr>
-        <w:pStyle w:val="ListParagraph"/>
-        <w:numPr>
-          <w:ilvl w:val="0"/>
-          <w:numId w:val="1"/>
-        </w:numPr>
-      </w:pPr>
-      <w:r>
-        <w:t xml:space="preserve">도로법 시행규칙 별지 제36호서식: 공고 내용과 현장 표지·입간판·배너 문구가 다른지 개장 전 점검</w:t>
-      </w:r>
-    </w:p>
-    <w:p>
-      <w:pPr>
-        <w:pStyle w:val="ListParagraph"/>
-        <w:numPr>
-          <w:ilvl w:val="0"/>
-          <w:numId w:val="1"/>
-        </w:numPr>
-      </w:pPr>
-      <w:r>
-        <w:t xml:space="preserve">도로법 시행규칙 별지 제36호서식: 비상차량 접근 동선과 대피동선은 통행 제한 계획에서 예외로 관리</w:t>
+        <w:t xml:space="preserve">현재 입력에서는 도로점용·교통통제 조건이 확정되지 않았다.</w:t>
+      </w:r>
+    </w:p>
+    <w:p>
+      <w:pPr>
+        <w:pStyle w:val="ListParagraph"/>
+        <w:numPr>
+          <w:ilvl w:val="0"/>
+          <w:numId w:val="1"/>
+        </w:numPr>
+      </w:pPr>
+      <w:r>
+        <w:t xml:space="preserve">외부 대기열, 승하차장, 보행자 흐름, 비상차량 접근로를 현장 확인하고, 도로·보도·광장 점용이나 통행 제한이 확정될 때만 도로점용허가·교통소통대책 제출 액션으로 전환한다.</w:t>
+      </w:r>
+    </w:p>
+    <w:p>
+      <w:pPr>
+        <w:pStyle w:val="ListParagraph"/>
+        <w:numPr>
+          <w:ilvl w:val="0"/>
+          <w:numId w:val="1"/>
+        </w:numPr>
+      </w:pPr>
+      <w:r>
+        <w:t xml:space="preserve">전환 전에는 관할기관 제출 의무가 아니라 운영본부 확인후보로 관리한다.</w:t>
+      </w:r>
+    </w:p>
+    <w:p>
+      <w:pPr>
+        <w:pStyle w:val="ListParagraph"/>
+        <w:numPr>
+          <w:ilvl w:val="0"/>
+          <w:numId w:val="1"/>
+        </w:numPr>
+      </w:pPr>
+      <w:r>
+        <w:t xml:space="preserve">서울특별시 송파구 옥외행사의 안전관리에 관한 조례: 천장이 없거나 사방이 폐쇄되지 않은 장소에서 불특정 다수가 참여하는 공연·축제·체육·전시성 행사 / 제출기한 다수 조례에서 행사 5~21일 전 안전관리계획 수립·신고 또는 제출 요구</w:t>
+      </w:r>
+    </w:p>
+    <w:p>
+      <w:pPr>
+        <w:pStyle w:val="ListParagraph"/>
+        <w:numPr>
+          <w:ilvl w:val="0"/>
+          <w:numId w:val="1"/>
+        </w:numPr>
+      </w:pPr>
+      <w:r>
+        <w:t xml:space="preserve">서울특별시 송파구 옥외광고물 등의 관리와 옥외광고산업 진흥에 관한 조례: 행사 홍보·안내를 위해 현수막, 배너, 안내판, 지주형 표시물, 전광류·전기 사용 광고물을 옥외에 표시·설치하는 경우 / 제출기한 표시·설치 전 허가/신고 및 게시대 신청 기한을 관할 지자체 기준으로 확인</w:t>
+      </w:r>
+    </w:p>
+    <w:p>
+      <w:pPr>
+        <w:pStyle w:val="ListParagraph"/>
+        <w:numPr>
+          <w:ilvl w:val="0"/>
+          <w:numId w:val="1"/>
+        </w:numPr>
+      </w:pPr>
+      <w:r>
+        <w:t xml:space="preserve">서울특별시 옥외행사의 안전관리에 관한 조례: 천장이 없거나 사방이 폐쇄되지 않은 장소에서 불특정 다수가 참여하는 공연·축제·체육·전시성 행사 / 제출기한 다수 조례에서 행사 5~21일 전 안전관리계획 수립·신고 또는 제출 요구</w:t>
+      </w:r>
+    </w:p>
+    <w:p>
+      <w:pPr>
+        <w:pStyle w:val="ListParagraph"/>
+        <w:numPr>
+          <w:ilvl w:val="0"/>
+          <w:numId w:val="1"/>
+        </w:numPr>
+      </w:pPr>
+      <w:r>
+        <w:t xml:space="preserve">서울특별시 옥외광고물 등의 관리와 옥외광고산업 진흥에 관한 조례: 행사 홍보·안내를 위해 현수막, 배너, 안내판, 지주형 표시물, 전광류·전기 사용 광고물을 옥외에 표시·설치하는 경우 / 제출기한 표시·설치 전 허가/신고 및 게시대 신청 기한을 관할 지자체 기준으로 확인</w:t>
       </w:r>
     </w:p>
     <w:p/>
@@ -6025,55 +4513,31 @@
         </w:numPr>
       </w:pPr>
       <w:r>
-        <w:t xml:space="preserve">도로점용허가증 또는 협의 회신</w:t>
-      </w:r>
-    </w:p>
-    <w:p>
-      <w:pPr>
-        <w:pStyle w:val="ListParagraph"/>
-        <w:numPr>
-          <w:ilvl w:val="0"/>
-          <w:numId w:val="1"/>
-        </w:numPr>
-      </w:pPr>
-      <w:r>
-        <w:t xml:space="preserve">교통소통대책/통제 도면</w:t>
-      </w:r>
-    </w:p>
-    <w:p>
-      <w:pPr>
-        <w:pStyle w:val="ListParagraph"/>
-        <w:numPr>
-          <w:ilvl w:val="0"/>
-          <w:numId w:val="1"/>
-        </w:numPr>
-      </w:pPr>
-      <w:r>
-        <w:t xml:space="preserve">통행금지·차량 운행 제한 공고 또는 안내 캡처</w:t>
-      </w:r>
-    </w:p>
-    <w:p>
-      <w:pPr>
-        <w:pStyle w:val="ListParagraph"/>
-        <w:numPr>
-          <w:ilvl w:val="0"/>
-          <w:numId w:val="1"/>
-        </w:numPr>
-      </w:pPr>
-      <w:r>
-        <w:t xml:space="preserve">경찰·도로관리청·지자체 협의 메모</w:t>
-      </w:r>
-    </w:p>
-    <w:p>
-      <w:pPr>
-        <w:pStyle w:val="ListParagraph"/>
-        <w:numPr>
-          <w:ilvl w:val="0"/>
-          <w:numId w:val="1"/>
-        </w:numPr>
-      </w:pPr>
-      <w:r>
-        <w:t xml:space="preserve">현장 설치 전/후 사진과 원상복구 확인 사진</w:t>
+        <w:t xml:space="preserve">외부 대기열·승하차장·비상차량 접근로 확인 사진</w:t>
+      </w:r>
+    </w:p>
+    <w:p>
+      <w:pPr>
+        <w:pStyle w:val="ListParagraph"/>
+        <w:numPr>
+          <w:ilvl w:val="0"/>
+          <w:numId w:val="1"/>
+        </w:numPr>
+      </w:pPr>
+      <w:r>
+        <w:t xml:space="preserve">도로·보도·광장 점용 없음 또는 조건부 전환 판단 메모</w:t>
+      </w:r>
+    </w:p>
+    <w:p>
+      <w:pPr>
+        <w:pStyle w:val="ListParagraph"/>
+        <w:numPr>
+          <w:ilvl w:val="0"/>
+          <w:numId w:val="1"/>
+        </w:numPr>
+      </w:pPr>
+      <w:r>
+        <w:t xml:space="preserve">현장 변경 시 관할 도로관리청/경찰 협의 기록</w:t>
       </w:r>
     </w:p>
     <w:p/>
@@ -8607,16 +7071,6 @@
     </w:p>
     <w:p>
       <w:r>
-        <w:t xml:space="preserve">| 사전 | D-1 18:00 | 2026-05-04 | 도로·교통통제 구역 | 교통통제 고지, 우회동선, 비상차량 접근로, 경찰/도로관리청 연락 기준 확인 | 교통·대외협력 담당 | 통제 도면/고지 캡처/현장 사진 | 경찰/지자체/안전총괄 |</w:t>
-      </w:r>
-    </w:p>
-    <w:p>
-      <w:r>
-        <w:t xml:space="preserve">| 개장 전 | 개장 T-150 | 2026-05-05 | 통제구간·승하차장·주차장 | 통제표지, 라바콘/펜스, 우회 안내판, 셔틀·택시·버스 승하차장, 비상차량 접근로 설치 확인 | 교통·대외협력 담당 | 교통통제 도면/현장 사진 | 경찰/도로관리청/안전총괄 |</w:t>
-      </w:r>
-    </w:p>
-    <w:p>
-      <w:r>
         <w:t xml:space="preserve">| 개장 전 | 개장 T-180 | 2026-05-05 | 게이트·대기열·주요 동선 | 게이트 처리량, 대기열 펜스, 우회동선, 안내표지, 혼잡 단계별 통제 기준 설치 확인 | 구역장 | 설치 사진/도면 체크 | 안전총괄/보안팀 |</w:t>
       </w:r>
     </w:p>
@@ -8642,11 +7096,6 @@
     </w:p>
     <w:p>
       <w:r>
-        <w:t xml:space="preserve">| 개장 전 | 개장 T-60 | 2026-05-05 | 등록·CCTV·촬영 | 개인정보 고지, CCTV 안내판, 촬영 고지, 현장 단말 잠금, 접근권한, 접속기록 담당 확인 | 개인정보보호책임자 | 고지문/안내판 사진/권한 점검표 | 운영총괄/보안책임자 |</w:t>
-      </w:r>
-    </w:p>
-    <w:p>
-      <w:r>
         <w:t xml:space="preserve">| 개장 전 | 개장 T-60 | 2026-05-05 | 객석·스탠딩 구역 | 스탠딩 펜스, 무대 전면 압박 완충, 피난통로, 보안·의료 전진배치, 피난안내 방송문 확인 | 공연안전 담당 | 객석 도면/펜스 사진/무전 체크 | 보안팀/의료팀/안전총괄 |</w:t>
       </w:r>
     </w:p>
@@ -8672,11 +7121,6 @@
     </w:p>
     <w:p>
       <w:r>
-        <w:t xml:space="preserve">| 운영 중 | 30분 간격 | 2026-05-05 | 도로·교통통제 구역 | 보행자 대기열, 횡단보도 대기, 셔틀·주차장 진입 대기, 불법주정차, 응급차 접근 지연 여부 보고 | 교통·대외협력 담당 | 순찰 로그/사진/무전 기록 | 경찰/도로관리청/안전총괄 |</w:t>
-      </w:r>
-    </w:p>
-    <w:p>
-      <w:r>
         <w:t xml:space="preserve">| 운영 중 | 60분 간격 | 2026-05-05 | 옥외 구역 | 기상, 강풍·우천·폭염, 임시구조물 흔들림, 전기 방수, 미끄럼 위험 확인 | 시설·방재 담당 | 기상 확인/현장 사진 | 운영총괄/지자체 |</w:t>
       </w:r>
     </w:p>
@@ -8702,11 +7146,6 @@
     </w:p>
     <w:p>
       <w:r>
-        <w:t xml:space="preserve">| 폐장 | 폐장 T+60 | 2026-05-05 | 도로·교통통제 구역 | 통제물 철거, 원상복구, 노면 오염·파손, 민원·사고 기록, 통제 해제 관계기관 공유 | 교통·대외협력 담당 | 원상복구 사진/해제 공유 기록 | 도로관리청/경찰/운영총괄 |</w:t>
-      </w:r>
-    </w:p>
-    <w:p>
-      <w:r>
         <w:t xml:space="preserve">| 종료 | 공연 종료 후 | 2026-05-05 | 퇴장·무대 구역 | 퇴장 분산, 무대 접근통제, 전원 차단, 특수효과·화기 종료, 철거 전 관객 완전 분리 확인 | 공연안전 담당 | 퇴장 로그/전원 차단 확인/철거 전 사진 | 무대감독/안전총괄 |</w:t>
       </w:r>
     </w:p>
@@ -8762,42 +7201,27 @@
     </w:p>
     <w:p>
       <w:r>
-        <w:t xml:space="preserve">| 3 | 도로관리청/교통부서/경찰 | 도로점용허가, 교통소통대책, 도로공사 시행·착수·준공 서식 | 도로·보도·광장 점용, 차 없는 거리, 퍼레이드, 셔틀 승하차장, 임시시설 설치 | 도로점용허가 신청 전, 설치·철거 착수 전, 종료 후 원상복구 시 | 도로법 시행령 별표 2, 도로법 시행규칙 별지 제11·12·13·33호서식 | open |</w:t>
-      </w:r>
-    </w:p>
-    <w:p>
-      <w:r>
-        <w:t xml:space="preserve">| 4 | 도로관리청/경찰/지자체 홍보 채널 | 통행금지·제한 또는 차량 운행 제한 공고 | 일부 차로·보도·도로 통행 제한 또는 차량 운행 제한이 있는 경우 | 통제 시행 전 사전 공고 및 현장 안내물 설치 전 | 도로법 시행규칙 별지 제36호서식, 우회도로·문의처·비상차량 동선 포함 | open |</w:t>
-      </w:r>
-    </w:p>
-    <w:p>
-      <w:r>
-        <w:t xml:space="preserve">| 5 | 옥외광고 담당부서/베뉴 | 현수막·배너·안내판·전기 광고물 허가/신고 | 옥외 임시 안내물, 지주형 표시물, 전광류 또는 전기 사용 광고물을 설치하는 경우 | 표시·설치 전 | 옥외광고물법 시행령 제5·7·12·14조와 관할 조례 확인 | open |</w:t>
-      </w:r>
-    </w:p>
-    <w:p>
-      <w:r>
-        <w:t xml:space="preserve">| 6 | 관할 건축부서/베뉴 시설팀 | 가설건축물 축조신고서, 피난안전 확인서, 임시사용승인 확인 | 대형 텐트, 임시 전시장, 복층/다층 임시구조물, 공사 중 구역 임시 사용 | 설치 전 신고·승인, 개장 전 피난안전 확인 | 건축법 시행규칙 별지 제8·8의2·17호서식 | open |</w:t>
-      </w:r>
-    </w:p>
-    <w:p>
-      <w:r>
-        <w:t xml:space="preserve">| 7 | 소방서/베뉴 방재실/안전총괄 | 소방·피난 점검표, 화기·위험물 반입 승인, 임시소방시설 확인 | 화기, 위험물, 임시전기, 부스·무대 설치, 피난통로 차단 위험이 있는 경우 | 설치 전, 개장 전, 피크 전, 철거 전 | 화재예방법·소방시설법 하위 별표와 베뉴 방재실 승인조건 | open |</w:t>
-      </w:r>
-    </w:p>
-    <w:p>
-      <w:r>
-        <w:t xml:space="preserve">| 8 | 개인정보 보호책임자/등록 대행사/보안 담당 | 개인정보 처리방침, 위탁계약, CCTV 안내, 접근권한·접속기록 점검 | 등록, QR/출입증, CCTV, 촬영, 앱 신고, VIP/초청자 명단 처리 | 수집 전 고지, 행사 전 위탁·보안점검, 종료 후 파기 | 개인정보보호법 제15·22·25·26·29·30조와 시행령 안전성 확보 조치 | open |</w:t>
-      </w:r>
-    </w:p>
-    <w:p>
-      <w:r>
-        <w:t xml:space="preserve">| 9 | 의료담당/AED 관리책임자/119·이송병원 | 응급의료·AED·구급 이송 계획, AED 점검·교육·관리서류 | 대규모 인파, 고령자/영유아/장애인, 스탠딩 공연, 야외·폭염·야간 행사 | 개장 전, 운영 중, 사용/이송 발생 시 | 응급의료법 AED 설치·관리, 시행규칙 구급차 장비·운행기록 기준 | open |</w:t>
-      </w:r>
-    </w:p>
-    <w:p>
-      <w:r>
-        <w:t xml:space="preserve">| 10 | 시공/하역/전기 협력사/안전총괄 | 설치·철거 작업자 안전계획서, 작업계획서, 교육명단, PPE·작업중지 기준 | 부스·무대·트러스·전기·고소·중량물·화기·철거 작업이 있는 경우 | 작업 전, 작업 중 변경 시, 철거 전 | 산안법, 산안기준규칙 제38·42·321조, KOSHA Guide worker-safety layer | open |</w:t>
+        <w:t xml:space="preserve">| 3 | 옥외광고 담당부서/베뉴 | 현수막·배너·안내판·전기 광고물 허가/신고 | 옥외 임시 안내물, 지주형 표시물, 전광류 또는 전기 사용 광고물을 설치하는 경우 | 표시·설치 전 | 옥외광고물법 시행령 제5·7·12·14조와 관할 조례 확인 | open |</w:t>
+      </w:r>
+    </w:p>
+    <w:p>
+      <w:r>
+        <w:t xml:space="preserve">| 4 | 관할 건축부서/베뉴 시설팀 | 가설건축물 축조신고서, 피난안전 확인서, 임시사용승인 확인 | 대형 텐트, 임시 전시장, 복층/다층 임시구조물, 공사 중 구역 임시 사용 | 설치 전 신고·승인, 개장 전 피난안전 확인 | 건축법 시행규칙 별지 제8·8의2·17호서식 | open |</w:t>
+      </w:r>
+    </w:p>
+    <w:p>
+      <w:r>
+        <w:t xml:space="preserve">| 5 | 소방서/베뉴 방재실/안전총괄 | 소방·피난 점검표, 화기·위험물 반입 승인, 임시소방시설 확인 | 화기, 위험물, 임시전기, 부스·무대 설치, 피난통로 차단 위험이 있는 경우 | 설치 전, 개장 전, 피크 전, 철거 전 | 화재예방법·소방시설법 하위 별표와 베뉴 방재실 승인조건 | open |</w:t>
+      </w:r>
+    </w:p>
+    <w:p>
+      <w:r>
+        <w:t xml:space="preserve">| 6 | 의료담당/AED 관리책임자/119·이송병원 | 응급의료·AED·구급 이송 계획, AED 점검·교육·관리서류 | 대규모 인파, 고령자/영유아/장애인, 스탠딩 공연, 야외·폭염·야간 행사 | 개장 전, 운영 중, 사용/이송 발생 시 | 응급의료법 AED 설치·관리, 시행규칙 구급차 장비·운행기록 기준 | open |</w:t>
+      </w:r>
+    </w:p>
+    <w:p>
+      <w:r>
+        <w:t xml:space="preserve">| 7 | 시공/하역/전기 협력사/안전총괄 | 설치·철거 작업자 안전계획서, 작업계획서, 교육명단, PPE·작업중지 기준 | 부스·무대·트러스·전기·고소·중량물·화기·철거 작업이 있는 경우 | 작업 전, 작업 중 변경 시, 철거 전 | 산안법, 산안기준규칙 제38·42·321조, KOSHA Guide worker-safety layer | open |</w:t>
       </w:r>
     </w:p>
     <w:p/>

--- a/outputs/may-2026-real-events/details/03-hangang-drone-light-show-2026/bundle/documents/safety-plan.docx
+++ b/outputs/may-2026-real-events/details/03-hangang-drone-light-show-2026/bundle/documents/safety-plan.docx
@@ -7201,27 +7201,22 @@
     </w:p>
     <w:p>
       <w:r>
-        <w:t xml:space="preserve">| 3 | 옥외광고 담당부서/베뉴 | 현수막·배너·안내판·전기 광고물 허가/신고 | 옥외 임시 안내물, 지주형 표시물, 전광류 또는 전기 사용 광고물을 설치하는 경우 | 표시·설치 전 | 옥외광고물법 시행령 제5·7·12·14조와 관할 조례 확인 | open |</w:t>
-      </w:r>
-    </w:p>
-    <w:p>
-      <w:r>
-        <w:t xml:space="preserve">| 4 | 관할 건축부서/베뉴 시설팀 | 가설건축물 축조신고서, 피난안전 확인서, 임시사용승인 확인 | 대형 텐트, 임시 전시장, 복층/다층 임시구조물, 공사 중 구역 임시 사용 | 설치 전 신고·승인, 개장 전 피난안전 확인 | 건축법 시행규칙 별지 제8·8의2·17호서식 | open |</w:t>
-      </w:r>
-    </w:p>
-    <w:p>
-      <w:r>
-        <w:t xml:space="preserve">| 5 | 소방서/베뉴 방재실/안전총괄 | 소방·피난 점검표, 화기·위험물 반입 승인, 임시소방시설 확인 | 화기, 위험물, 임시전기, 부스·무대 설치, 피난통로 차단 위험이 있는 경우 | 설치 전, 개장 전, 피크 전, 철거 전 | 화재예방법·소방시설법 하위 별표와 베뉴 방재실 승인조건 | open |</w:t>
-      </w:r>
-    </w:p>
-    <w:p>
-      <w:r>
-        <w:t xml:space="preserve">| 6 | 의료담당/AED 관리책임자/119·이송병원 | 응급의료·AED·구급 이송 계획, AED 점검·교육·관리서류 | 대규모 인파, 고령자/영유아/장애인, 스탠딩 공연, 야외·폭염·야간 행사 | 개장 전, 운영 중, 사용/이송 발생 시 | 응급의료법 AED 설치·관리, 시행규칙 구급차 장비·운행기록 기준 | open |</w:t>
-      </w:r>
-    </w:p>
-    <w:p>
-      <w:r>
-        <w:t xml:space="preserve">| 7 | 시공/하역/전기 협력사/안전총괄 | 설치·철거 작업자 안전계획서, 작업계획서, 교육명단, PPE·작업중지 기준 | 부스·무대·트러스·전기·고소·중량물·화기·철거 작업이 있는 경우 | 작업 전, 작업 중 변경 시, 철거 전 | 산안법, 산안기준규칙 제38·42·321조, KOSHA Guide worker-safety layer | open |</w:t>
+        <w:t xml:space="preserve">| 3 | 관할 건축부서/베뉴 시설팀 | 가설건축물 축조신고서, 피난안전 확인서, 임시사용승인 확인 | 대형 텐트, 임시 전시장, 복층/다층 임시구조물, 공사 중 구역 임시 사용 | 설치 전 신고·승인, 개장 전 피난안전 확인 | 건축법 시행규칙 별지 제8·8의2·17호서식 | open |</w:t>
+      </w:r>
+    </w:p>
+    <w:p>
+      <w:r>
+        <w:t xml:space="preserve">| 4 | 소방서/베뉴 방재실/안전총괄 | 소방·피난 점검표, 화기·위험물 반입 승인, 임시소방시설 확인 | 화기, 위험물, 임시전기, 부스·무대 설치, 피난통로 차단 위험이 있는 경우 | 설치 전, 개장 전, 피크 전, 철거 전 | 화재예방법·소방시설법 하위 별표와 베뉴 방재실 승인조건 | open |</w:t>
+      </w:r>
+    </w:p>
+    <w:p>
+      <w:r>
+        <w:t xml:space="preserve">| 5 | 의료담당/AED 관리책임자/119·이송병원 | 응급의료·AED·구급 이송 계획, AED 점검·교육·관리서류 | 대규모 인파, 고령자/영유아/장애인, 스탠딩 공연, 야외·폭염·야간 행사 | 개장 전, 운영 중, 사용/이송 발생 시 | 응급의료법 AED 설치·관리, 시행규칙 구급차 장비·운행기록 기준 | open |</w:t>
+      </w:r>
+    </w:p>
+    <w:p>
+      <w:r>
+        <w:t xml:space="preserve">| 6 | 시공/하역/전기 협력사/안전총괄 | 설치·철거 작업자 안전계획서, 작업계획서, 교육명단, PPE·작업중지 기준 | 부스·무대·트러스·전기·고소·중량물·화기·철거 작업이 있는 경우 | 작업 전, 작업 중 변경 시, 철거 전 | 산안법, 산안기준규칙 제38·42·321조, KOSHA Guide worker-safety layer | open |</w:t>
       </w:r>
     </w:p>
     <w:p/>
